--- a/resources/a-level-business-price-elasticity-cinema/A-Level-Business-Price-Elasticity-Cinema-Teacher.docx
+++ b/resources/a-level-business-price-elasticity-cinema/A-Level-Business-Price-Elasticity-Cinema-Teacher.docx
@@ -61,13 +61,13 @@
         <w:tc>
           <w:tcPr>
             <w:tcW w:type="dxa" w:w="3452"/>
-            <w:shd w:fill="142D40"/>
             <w:tcBorders>
               <w:top w:val="single" w:sz="4" w:color="D9D9D9"/>
               <w:bottom w:val="single" w:sz="4" w:color="D9D9D9"/>
               <w:left w:val="single" w:sz="4" w:color="D9D9D9"/>
               <w:right w:val="single" w:sz="4" w:color="D9D9D9"/>
             </w:tcBorders>
+            <w:shd w:fill="142D40"/>
             <w:tcMar>
               <w:top w:w="85" w:type="dxa"/>
               <w:bottom w:w="85" w:type="dxa"/>
@@ -92,13 +92,13 @@
         <w:tc>
           <w:tcPr>
             <w:tcW w:type="dxa" w:w="1218"/>
-            <w:shd w:fill="142D40"/>
             <w:tcBorders>
               <w:top w:val="single" w:sz="4" w:color="D9D9D9"/>
               <w:bottom w:val="single" w:sz="4" w:color="D9D9D9"/>
               <w:left w:val="single" w:sz="4" w:color="D9D9D9"/>
               <w:right w:val="single" w:sz="4" w:color="D9D9D9"/>
             </w:tcBorders>
+            <w:shd w:fill="142D40"/>
             <w:tcMar>
               <w:top w:w="85" w:type="dxa"/>
               <w:bottom w:w="85" w:type="dxa"/>
@@ -123,13 +123,13 @@
         <w:tc>
           <w:tcPr>
             <w:tcW w:type="dxa" w:w="5482"/>
-            <w:shd w:fill="142D40"/>
             <w:tcBorders>
               <w:top w:val="single" w:sz="4" w:color="D9D9D9"/>
               <w:bottom w:val="single" w:sz="4" w:color="D9D9D9"/>
               <w:left w:val="single" w:sz="4" w:color="D9D9D9"/>
               <w:right w:val="single" w:sz="4" w:color="D9D9D9"/>
             </w:tcBorders>
+            <w:shd w:fill="142D40"/>
             <w:tcMar>
               <w:top w:w="85" w:type="dxa"/>
               <w:bottom w:w="85" w:type="dxa"/>
@@ -156,13 +156,13 @@
         <w:tc>
           <w:tcPr>
             <w:tcW w:type="dxa" w:w="3452"/>
-            <w:shd w:fill="FFFFFF"/>
             <w:tcBorders>
               <w:top w:val="single" w:sz="4" w:color="D9D9D9"/>
               <w:bottom w:val="single" w:sz="4" w:color="D9D9D9"/>
               <w:left w:val="single" w:sz="4" w:color="D9D9D9"/>
               <w:right w:val="single" w:sz="4" w:color="D9D9D9"/>
             </w:tcBorders>
+            <w:shd w:fill="FFFFFF"/>
             <w:tcMar>
               <w:top w:w="85" w:type="dxa"/>
               <w:bottom w:w="85" w:type="dxa"/>
@@ -187,13 +187,13 @@
         <w:tc>
           <w:tcPr>
             <w:tcW w:type="dxa" w:w="1218"/>
-            <w:shd w:fill="FFFFFF"/>
             <w:tcBorders>
               <w:top w:val="single" w:sz="4" w:color="D9D9D9"/>
               <w:bottom w:val="single" w:sz="4" w:color="D9D9D9"/>
               <w:left w:val="single" w:sz="4" w:color="D9D9D9"/>
               <w:right w:val="single" w:sz="4" w:color="D9D9D9"/>
             </w:tcBorders>
+            <w:shd w:fill="FFFFFF"/>
             <w:tcMar>
               <w:top w:w="85" w:type="dxa"/>
               <w:bottom w:w="85" w:type="dxa"/>
@@ -218,13 +218,13 @@
         <w:tc>
           <w:tcPr>
             <w:tcW w:type="dxa" w:w="5482"/>
-            <w:shd w:fill="FFFFFF"/>
             <w:tcBorders>
               <w:top w:val="single" w:sz="4" w:color="D9D9D9"/>
               <w:bottom w:val="single" w:sz="4" w:color="D9D9D9"/>
               <w:left w:val="single" w:sz="4" w:color="D9D9D9"/>
               <w:right w:val="single" w:sz="4" w:color="D9D9D9"/>
             </w:tcBorders>
+            <w:shd w:fill="FFFFFF"/>
             <w:tcMar>
               <w:top w:w="85" w:type="dxa"/>
               <w:bottom w:w="85" w:type="dxa"/>
@@ -251,13 +251,13 @@
         <w:tc>
           <w:tcPr>
             <w:tcW w:type="dxa" w:w="3452"/>
-            <w:shd w:fill="F1F5F7"/>
             <w:tcBorders>
               <w:top w:val="single" w:sz="4" w:color="D9D9D9"/>
               <w:bottom w:val="single" w:sz="4" w:color="D9D9D9"/>
               <w:left w:val="single" w:sz="4" w:color="D9D9D9"/>
               <w:right w:val="single" w:sz="4" w:color="D9D9D9"/>
             </w:tcBorders>
+            <w:shd w:fill="F1F5F7"/>
             <w:tcMar>
               <w:top w:w="85" w:type="dxa"/>
               <w:bottom w:w="85" w:type="dxa"/>
@@ -282,13 +282,13 @@
         <w:tc>
           <w:tcPr>
             <w:tcW w:type="dxa" w:w="1218"/>
-            <w:shd w:fill="F1F5F7"/>
             <w:tcBorders>
               <w:top w:val="single" w:sz="4" w:color="D9D9D9"/>
               <w:bottom w:val="single" w:sz="4" w:color="D9D9D9"/>
               <w:left w:val="single" w:sz="4" w:color="D9D9D9"/>
               <w:right w:val="single" w:sz="4" w:color="D9D9D9"/>
             </w:tcBorders>
+            <w:shd w:fill="F1F5F7"/>
             <w:tcMar>
               <w:top w:w="85" w:type="dxa"/>
               <w:bottom w:w="85" w:type="dxa"/>
@@ -313,13 +313,13 @@
         <w:tc>
           <w:tcPr>
             <w:tcW w:type="dxa" w:w="5482"/>
-            <w:shd w:fill="F1F5F7"/>
             <w:tcBorders>
               <w:top w:val="single" w:sz="4" w:color="D9D9D9"/>
               <w:bottom w:val="single" w:sz="4" w:color="D9D9D9"/>
               <w:left w:val="single" w:sz="4" w:color="D9D9D9"/>
               <w:right w:val="single" w:sz="4" w:color="D9D9D9"/>
             </w:tcBorders>
+            <w:shd w:fill="F1F5F7"/>
             <w:tcMar>
               <w:top w:w="85" w:type="dxa"/>
               <w:bottom w:w="85" w:type="dxa"/>
@@ -346,13 +346,13 @@
         <w:tc>
           <w:tcPr>
             <w:tcW w:type="dxa" w:w="3452"/>
-            <w:shd w:fill="FFFFFF"/>
             <w:tcBorders>
               <w:top w:val="single" w:sz="4" w:color="D9D9D9"/>
               <w:bottom w:val="single" w:sz="4" w:color="D9D9D9"/>
               <w:left w:val="single" w:sz="4" w:color="D9D9D9"/>
               <w:right w:val="single" w:sz="4" w:color="D9D9D9"/>
             </w:tcBorders>
+            <w:shd w:fill="FFFFFF"/>
             <w:tcMar>
               <w:top w:w="85" w:type="dxa"/>
               <w:bottom w:w="85" w:type="dxa"/>
@@ -377,13 +377,13 @@
         <w:tc>
           <w:tcPr>
             <w:tcW w:type="dxa" w:w="1218"/>
-            <w:shd w:fill="FFFFFF"/>
             <w:tcBorders>
               <w:top w:val="single" w:sz="4" w:color="D9D9D9"/>
               <w:bottom w:val="single" w:sz="4" w:color="D9D9D9"/>
               <w:left w:val="single" w:sz="4" w:color="D9D9D9"/>
               <w:right w:val="single" w:sz="4" w:color="D9D9D9"/>
             </w:tcBorders>
+            <w:shd w:fill="FFFFFF"/>
             <w:tcMar>
               <w:top w:w="85" w:type="dxa"/>
               <w:bottom w:w="85" w:type="dxa"/>
@@ -408,13 +408,13 @@
         <w:tc>
           <w:tcPr>
             <w:tcW w:type="dxa" w:w="5482"/>
-            <w:shd w:fill="FFFFFF"/>
             <w:tcBorders>
               <w:top w:val="single" w:sz="4" w:color="D9D9D9"/>
               <w:bottom w:val="single" w:sz="4" w:color="D9D9D9"/>
               <w:left w:val="single" w:sz="4" w:color="D9D9D9"/>
               <w:right w:val="single" w:sz="4" w:color="D9D9D9"/>
             </w:tcBorders>
+            <w:shd w:fill="FFFFFF"/>
             <w:tcMar>
               <w:top w:w="85" w:type="dxa"/>
               <w:bottom w:w="85" w:type="dxa"/>
@@ -441,13 +441,13 @@
         <w:tc>
           <w:tcPr>
             <w:tcW w:type="dxa" w:w="3452"/>
-            <w:shd w:fill="F1F5F7"/>
             <w:tcBorders>
               <w:top w:val="single" w:sz="4" w:color="D9D9D9"/>
               <w:bottom w:val="single" w:sz="4" w:color="D9D9D9"/>
               <w:left w:val="single" w:sz="4" w:color="D9D9D9"/>
               <w:right w:val="single" w:sz="4" w:color="D9D9D9"/>
             </w:tcBorders>
+            <w:shd w:fill="F1F5F7"/>
             <w:tcMar>
               <w:top w:w="85" w:type="dxa"/>
               <w:bottom w:w="85" w:type="dxa"/>
@@ -472,13 +472,13 @@
         <w:tc>
           <w:tcPr>
             <w:tcW w:type="dxa" w:w="1218"/>
-            <w:shd w:fill="F1F5F7"/>
             <w:tcBorders>
               <w:top w:val="single" w:sz="4" w:color="D9D9D9"/>
               <w:bottom w:val="single" w:sz="4" w:color="D9D9D9"/>
               <w:left w:val="single" w:sz="4" w:color="D9D9D9"/>
               <w:right w:val="single" w:sz="4" w:color="D9D9D9"/>
             </w:tcBorders>
+            <w:shd w:fill="F1F5F7"/>
             <w:tcMar>
               <w:top w:w="85" w:type="dxa"/>
               <w:bottom w:w="85" w:type="dxa"/>
@@ -503,13 +503,13 @@
         <w:tc>
           <w:tcPr>
             <w:tcW w:type="dxa" w:w="5482"/>
-            <w:shd w:fill="F1F5F7"/>
             <w:tcBorders>
               <w:top w:val="single" w:sz="4" w:color="D9D9D9"/>
               <w:bottom w:val="single" w:sz="4" w:color="D9D9D9"/>
               <w:left w:val="single" w:sz="4" w:color="D9D9D9"/>
               <w:right w:val="single" w:sz="4" w:color="D9D9D9"/>
             </w:tcBorders>
+            <w:shd w:fill="F1F5F7"/>
             <w:tcMar>
               <w:top w:w="85" w:type="dxa"/>
               <w:bottom w:w="85" w:type="dxa"/>
@@ -536,13 +536,13 @@
         <w:tc>
           <w:tcPr>
             <w:tcW w:type="dxa" w:w="3452"/>
-            <w:shd w:fill="FFFFFF"/>
             <w:tcBorders>
               <w:top w:val="single" w:sz="4" w:color="D9D9D9"/>
               <w:bottom w:val="single" w:sz="4" w:color="D9D9D9"/>
               <w:left w:val="single" w:sz="4" w:color="D9D9D9"/>
               <w:right w:val="single" w:sz="4" w:color="D9D9D9"/>
             </w:tcBorders>
+            <w:shd w:fill="FFFFFF"/>
             <w:tcMar>
               <w:top w:w="85" w:type="dxa"/>
               <w:bottom w:w="85" w:type="dxa"/>
@@ -567,13 +567,13 @@
         <w:tc>
           <w:tcPr>
             <w:tcW w:type="dxa" w:w="1218"/>
-            <w:shd w:fill="FFFFFF"/>
             <w:tcBorders>
               <w:top w:val="single" w:sz="4" w:color="D9D9D9"/>
               <w:bottom w:val="single" w:sz="4" w:color="D9D9D9"/>
               <w:left w:val="single" w:sz="4" w:color="D9D9D9"/>
               <w:right w:val="single" w:sz="4" w:color="D9D9D9"/>
             </w:tcBorders>
+            <w:shd w:fill="FFFFFF"/>
             <w:tcMar>
               <w:top w:w="85" w:type="dxa"/>
               <w:bottom w:w="85" w:type="dxa"/>
@@ -598,13 +598,13 @@
         <w:tc>
           <w:tcPr>
             <w:tcW w:type="dxa" w:w="5482"/>
-            <w:shd w:fill="FFFFFF"/>
             <w:tcBorders>
               <w:top w:val="single" w:sz="4" w:color="D9D9D9"/>
               <w:bottom w:val="single" w:sz="4" w:color="D9D9D9"/>
               <w:left w:val="single" w:sz="4" w:color="D9D9D9"/>
               <w:right w:val="single" w:sz="4" w:color="D9D9D9"/>
             </w:tcBorders>
+            <w:shd w:fill="FFFFFF"/>
             <w:tcMar>
               <w:top w:w="85" w:type="dxa"/>
               <w:bottom w:w="85" w:type="dxa"/>
@@ -631,13 +631,13 @@
         <w:tc>
           <w:tcPr>
             <w:tcW w:type="dxa" w:w="3452"/>
-            <w:shd w:fill="F1F5F7"/>
             <w:tcBorders>
               <w:top w:val="single" w:sz="4" w:color="D9D9D9"/>
               <w:bottom w:val="single" w:sz="4" w:color="D9D9D9"/>
               <w:left w:val="single" w:sz="4" w:color="D9D9D9"/>
               <w:right w:val="single" w:sz="4" w:color="D9D9D9"/>
             </w:tcBorders>
+            <w:shd w:fill="F1F5F7"/>
             <w:tcMar>
               <w:top w:w="85" w:type="dxa"/>
               <w:bottom w:w="85" w:type="dxa"/>
@@ -662,13 +662,13 @@
         <w:tc>
           <w:tcPr>
             <w:tcW w:type="dxa" w:w="1218"/>
-            <w:shd w:fill="F1F5F7"/>
             <w:tcBorders>
               <w:top w:val="single" w:sz="4" w:color="D9D9D9"/>
               <w:bottom w:val="single" w:sz="4" w:color="D9D9D9"/>
               <w:left w:val="single" w:sz="4" w:color="D9D9D9"/>
               <w:right w:val="single" w:sz="4" w:color="D9D9D9"/>
             </w:tcBorders>
+            <w:shd w:fill="F1F5F7"/>
             <w:tcMar>
               <w:top w:w="85" w:type="dxa"/>
               <w:bottom w:w="85" w:type="dxa"/>
@@ -693,13 +693,13 @@
         <w:tc>
           <w:tcPr>
             <w:tcW w:type="dxa" w:w="5482"/>
-            <w:shd w:fill="F1F5F7"/>
             <w:tcBorders>
               <w:top w:val="single" w:sz="4" w:color="D9D9D9"/>
               <w:bottom w:val="single" w:sz="4" w:color="D9D9D9"/>
               <w:left w:val="single" w:sz="4" w:color="D9D9D9"/>
               <w:right w:val="single" w:sz="4" w:color="D9D9D9"/>
             </w:tcBorders>
+            <w:shd w:fill="F1F5F7"/>
             <w:tcMar>
               <w:top w:w="85" w:type="dxa"/>
               <w:bottom w:w="85" w:type="dxa"/>
@@ -726,13 +726,13 @@
         <w:tc>
           <w:tcPr>
             <w:tcW w:type="dxa" w:w="3452"/>
-            <w:shd w:fill="FFFFFF"/>
             <w:tcBorders>
               <w:top w:val="single" w:sz="4" w:color="D9D9D9"/>
               <w:bottom w:val="single" w:sz="4" w:color="D9D9D9"/>
               <w:left w:val="single" w:sz="4" w:color="D9D9D9"/>
               <w:right w:val="single" w:sz="4" w:color="D9D9D9"/>
             </w:tcBorders>
+            <w:shd w:fill="FFFFFF"/>
             <w:tcMar>
               <w:top w:w="85" w:type="dxa"/>
               <w:bottom w:w="85" w:type="dxa"/>
@@ -757,13 +757,13 @@
         <w:tc>
           <w:tcPr>
             <w:tcW w:type="dxa" w:w="1218"/>
-            <w:shd w:fill="FFFFFF"/>
             <w:tcBorders>
               <w:top w:val="single" w:sz="4" w:color="D9D9D9"/>
               <w:bottom w:val="single" w:sz="4" w:color="D9D9D9"/>
               <w:left w:val="single" w:sz="4" w:color="D9D9D9"/>
               <w:right w:val="single" w:sz="4" w:color="D9D9D9"/>
             </w:tcBorders>
+            <w:shd w:fill="FFFFFF"/>
             <w:tcMar>
               <w:top w:w="85" w:type="dxa"/>
               <w:bottom w:w="85" w:type="dxa"/>
@@ -788,13 +788,13 @@
         <w:tc>
           <w:tcPr>
             <w:tcW w:type="dxa" w:w="5482"/>
-            <w:shd w:fill="FFFFFF"/>
             <w:tcBorders>
               <w:top w:val="single" w:sz="4" w:color="D9D9D9"/>
               <w:bottom w:val="single" w:sz="4" w:color="D9D9D9"/>
               <w:left w:val="single" w:sz="4" w:color="D9D9D9"/>
               <w:right w:val="single" w:sz="4" w:color="D9D9D9"/>
             </w:tcBorders>
+            <w:shd w:fill="FFFFFF"/>
             <w:tcMar>
               <w:top w:w="85" w:type="dxa"/>
               <w:bottom w:w="85" w:type="dxa"/>
@@ -821,13 +821,13 @@
         <w:tc>
           <w:tcPr>
             <w:tcW w:type="dxa" w:w="3452"/>
-            <w:shd w:fill="F1F5F7"/>
             <w:tcBorders>
               <w:top w:val="single" w:sz="4" w:color="D9D9D9"/>
               <w:bottom w:val="single" w:sz="4" w:color="D9D9D9"/>
               <w:left w:val="single" w:sz="4" w:color="D9D9D9"/>
               <w:right w:val="single" w:sz="4" w:color="D9D9D9"/>
             </w:tcBorders>
+            <w:shd w:fill="F1F5F7"/>
             <w:tcMar>
               <w:top w:w="85" w:type="dxa"/>
               <w:bottom w:w="85" w:type="dxa"/>
@@ -852,13 +852,13 @@
         <w:tc>
           <w:tcPr>
             <w:tcW w:type="dxa" w:w="1218"/>
-            <w:shd w:fill="F1F5F7"/>
             <w:tcBorders>
               <w:top w:val="single" w:sz="4" w:color="D9D9D9"/>
               <w:bottom w:val="single" w:sz="4" w:color="D9D9D9"/>
               <w:left w:val="single" w:sz="4" w:color="D9D9D9"/>
               <w:right w:val="single" w:sz="4" w:color="D9D9D9"/>
             </w:tcBorders>
+            <w:shd w:fill="F1F5F7"/>
             <w:tcMar>
               <w:top w:w="85" w:type="dxa"/>
               <w:bottom w:w="85" w:type="dxa"/>
@@ -883,13 +883,13 @@
         <w:tc>
           <w:tcPr>
             <w:tcW w:type="dxa" w:w="5482"/>
-            <w:shd w:fill="F1F5F7"/>
             <w:tcBorders>
               <w:top w:val="single" w:sz="4" w:color="D9D9D9"/>
               <w:bottom w:val="single" w:sz="4" w:color="D9D9D9"/>
               <w:left w:val="single" w:sz="4" w:color="D9D9D9"/>
               <w:right w:val="single" w:sz="4" w:color="D9D9D9"/>
             </w:tcBorders>
+            <w:shd w:fill="F1F5F7"/>
             <w:tcMar>
               <w:top w:w="85" w:type="dxa"/>
               <w:bottom w:w="85" w:type="dxa"/>
@@ -973,13 +973,13 @@
         <w:tc>
           <w:tcPr>
             <w:tcW w:type="dxa" w:w="3452"/>
-            <w:shd w:fill="142D40"/>
             <w:tcBorders>
               <w:top w:val="single" w:sz="4" w:color="D9D9D9"/>
               <w:bottom w:val="single" w:sz="4" w:color="D9D9D9"/>
               <w:left w:val="single" w:sz="4" w:color="D9D9D9"/>
               <w:right w:val="single" w:sz="4" w:color="D9D9D9"/>
             </w:tcBorders>
+            <w:shd w:fill="142D40"/>
             <w:tcMar>
               <w:top w:w="85" w:type="dxa"/>
               <w:bottom w:w="85" w:type="dxa"/>
@@ -1004,13 +1004,13 @@
         <w:tc>
           <w:tcPr>
             <w:tcW w:type="dxa" w:w="2843"/>
-            <w:shd w:fill="142D40"/>
             <w:tcBorders>
               <w:top w:val="single" w:sz="4" w:color="D9D9D9"/>
               <w:bottom w:val="single" w:sz="4" w:color="D9D9D9"/>
               <w:left w:val="single" w:sz="4" w:color="D9D9D9"/>
               <w:right w:val="single" w:sz="4" w:color="D9D9D9"/>
             </w:tcBorders>
+            <w:shd w:fill="142D40"/>
             <w:tcMar>
               <w:top w:w="85" w:type="dxa"/>
               <w:bottom w:w="85" w:type="dxa"/>
@@ -1035,13 +1035,13 @@
         <w:tc>
           <w:tcPr>
             <w:tcW w:type="dxa" w:w="3858"/>
-            <w:shd w:fill="142D40"/>
             <w:tcBorders>
               <w:top w:val="single" w:sz="4" w:color="D9D9D9"/>
               <w:bottom w:val="single" w:sz="4" w:color="D9D9D9"/>
               <w:left w:val="single" w:sz="4" w:color="D9D9D9"/>
               <w:right w:val="single" w:sz="4" w:color="D9D9D9"/>
             </w:tcBorders>
+            <w:shd w:fill="142D40"/>
             <w:tcMar>
               <w:top w:w="85" w:type="dxa"/>
               <w:bottom w:w="85" w:type="dxa"/>
@@ -1068,13 +1068,13 @@
         <w:tc>
           <w:tcPr>
             <w:tcW w:type="dxa" w:w="3452"/>
-            <w:shd w:fill="FFFFFF"/>
             <w:tcBorders>
               <w:top w:val="single" w:sz="4" w:color="D9D9D9"/>
               <w:bottom w:val="single" w:sz="4" w:color="D9D9D9"/>
               <w:left w:val="single" w:sz="4" w:color="D9D9D9"/>
               <w:right w:val="single" w:sz="4" w:color="D9D9D9"/>
             </w:tcBorders>
+            <w:shd w:fill="FFFFFF"/>
             <w:tcMar>
               <w:top w:w="85" w:type="dxa"/>
               <w:bottom w:w="85" w:type="dxa"/>
@@ -1099,13 +1099,13 @@
         <w:tc>
           <w:tcPr>
             <w:tcW w:type="dxa" w:w="2843"/>
-            <w:shd w:fill="FFFFFF"/>
             <w:tcBorders>
               <w:top w:val="single" w:sz="4" w:color="D9D9D9"/>
               <w:bottom w:val="single" w:sz="4" w:color="D9D9D9"/>
               <w:left w:val="single" w:sz="4" w:color="D9D9D9"/>
               <w:right w:val="single" w:sz="4" w:color="D9D9D9"/>
             </w:tcBorders>
+            <w:shd w:fill="FFFFFF"/>
             <w:tcMar>
               <w:top w:w="85" w:type="dxa"/>
               <w:bottom w:w="85" w:type="dxa"/>
@@ -1130,13 +1130,13 @@
         <w:tc>
           <w:tcPr>
             <w:tcW w:type="dxa" w:w="3858"/>
-            <w:shd w:fill="FFFFFF"/>
             <w:tcBorders>
               <w:top w:val="single" w:sz="4" w:color="D9D9D9"/>
               <w:bottom w:val="single" w:sz="4" w:color="D9D9D9"/>
               <w:left w:val="single" w:sz="4" w:color="D9D9D9"/>
               <w:right w:val="single" w:sz="4" w:color="D9D9D9"/>
             </w:tcBorders>
+            <w:shd w:fill="FFFFFF"/>
             <w:tcMar>
               <w:top w:w="85" w:type="dxa"/>
               <w:bottom w:w="85" w:type="dxa"/>
@@ -1163,13 +1163,13 @@
         <w:tc>
           <w:tcPr>
             <w:tcW w:type="dxa" w:w="3452"/>
-            <w:shd w:fill="F1F5F7"/>
             <w:tcBorders>
               <w:top w:val="single" w:sz="4" w:color="D9D9D9"/>
               <w:bottom w:val="single" w:sz="4" w:color="D9D9D9"/>
               <w:left w:val="single" w:sz="4" w:color="D9D9D9"/>
               <w:right w:val="single" w:sz="4" w:color="D9D9D9"/>
             </w:tcBorders>
+            <w:shd w:fill="F1F5F7"/>
             <w:tcMar>
               <w:top w:w="85" w:type="dxa"/>
               <w:bottom w:w="85" w:type="dxa"/>
@@ -1194,13 +1194,13 @@
         <w:tc>
           <w:tcPr>
             <w:tcW w:type="dxa" w:w="2843"/>
-            <w:shd w:fill="F1F5F7"/>
             <w:tcBorders>
               <w:top w:val="single" w:sz="4" w:color="D9D9D9"/>
               <w:bottom w:val="single" w:sz="4" w:color="D9D9D9"/>
               <w:left w:val="single" w:sz="4" w:color="D9D9D9"/>
               <w:right w:val="single" w:sz="4" w:color="D9D9D9"/>
             </w:tcBorders>
+            <w:shd w:fill="F1F5F7"/>
             <w:tcMar>
               <w:top w:w="85" w:type="dxa"/>
               <w:bottom w:w="85" w:type="dxa"/>
@@ -1225,13 +1225,13 @@
         <w:tc>
           <w:tcPr>
             <w:tcW w:type="dxa" w:w="3858"/>
-            <w:shd w:fill="F1F5F7"/>
             <w:tcBorders>
               <w:top w:val="single" w:sz="4" w:color="D9D9D9"/>
               <w:bottom w:val="single" w:sz="4" w:color="D9D9D9"/>
               <w:left w:val="single" w:sz="4" w:color="D9D9D9"/>
               <w:right w:val="single" w:sz="4" w:color="D9D9D9"/>
             </w:tcBorders>
+            <w:shd w:fill="F1F5F7"/>
             <w:tcMar>
               <w:top w:w="85" w:type="dxa"/>
               <w:bottom w:w="85" w:type="dxa"/>
@@ -1258,13 +1258,13 @@
         <w:tc>
           <w:tcPr>
             <w:tcW w:type="dxa" w:w="3452"/>
-            <w:shd w:fill="FFFFFF"/>
             <w:tcBorders>
               <w:top w:val="single" w:sz="4" w:color="D9D9D9"/>
               <w:bottom w:val="single" w:sz="4" w:color="D9D9D9"/>
               <w:left w:val="single" w:sz="4" w:color="D9D9D9"/>
               <w:right w:val="single" w:sz="4" w:color="D9D9D9"/>
             </w:tcBorders>
+            <w:shd w:fill="FFFFFF"/>
             <w:tcMar>
               <w:top w:w="85" w:type="dxa"/>
               <w:bottom w:w="85" w:type="dxa"/>
@@ -1289,13 +1289,13 @@
         <w:tc>
           <w:tcPr>
             <w:tcW w:type="dxa" w:w="2843"/>
-            <w:shd w:fill="FFFFFF"/>
             <w:tcBorders>
               <w:top w:val="single" w:sz="4" w:color="D9D9D9"/>
               <w:bottom w:val="single" w:sz="4" w:color="D9D9D9"/>
               <w:left w:val="single" w:sz="4" w:color="D9D9D9"/>
               <w:right w:val="single" w:sz="4" w:color="D9D9D9"/>
             </w:tcBorders>
+            <w:shd w:fill="FFFFFF"/>
             <w:tcMar>
               <w:top w:w="85" w:type="dxa"/>
               <w:bottom w:w="85" w:type="dxa"/>
@@ -1320,13 +1320,13 @@
         <w:tc>
           <w:tcPr>
             <w:tcW w:type="dxa" w:w="3858"/>
-            <w:shd w:fill="FFFFFF"/>
             <w:tcBorders>
               <w:top w:val="single" w:sz="4" w:color="D9D9D9"/>
               <w:bottom w:val="single" w:sz="4" w:color="D9D9D9"/>
               <w:left w:val="single" w:sz="4" w:color="D9D9D9"/>
               <w:right w:val="single" w:sz="4" w:color="D9D9D9"/>
             </w:tcBorders>
+            <w:shd w:fill="FFFFFF"/>
             <w:tcMar>
               <w:top w:w="85" w:type="dxa"/>
               <w:bottom w:w="85" w:type="dxa"/>
@@ -1353,13 +1353,13 @@
         <w:tc>
           <w:tcPr>
             <w:tcW w:type="dxa" w:w="3452"/>
-            <w:shd w:fill="F1F5F7"/>
             <w:tcBorders>
               <w:top w:val="single" w:sz="4" w:color="D9D9D9"/>
               <w:bottom w:val="single" w:sz="4" w:color="D9D9D9"/>
               <w:left w:val="single" w:sz="4" w:color="D9D9D9"/>
               <w:right w:val="single" w:sz="4" w:color="D9D9D9"/>
             </w:tcBorders>
+            <w:shd w:fill="F1F5F7"/>
             <w:tcMar>
               <w:top w:w="85" w:type="dxa"/>
               <w:bottom w:w="85" w:type="dxa"/>
@@ -1384,13 +1384,13 @@
         <w:tc>
           <w:tcPr>
             <w:tcW w:type="dxa" w:w="2843"/>
-            <w:shd w:fill="F1F5F7"/>
             <w:tcBorders>
               <w:top w:val="single" w:sz="4" w:color="D9D9D9"/>
               <w:bottom w:val="single" w:sz="4" w:color="D9D9D9"/>
               <w:left w:val="single" w:sz="4" w:color="D9D9D9"/>
               <w:right w:val="single" w:sz="4" w:color="D9D9D9"/>
             </w:tcBorders>
+            <w:shd w:fill="F1F5F7"/>
             <w:tcMar>
               <w:top w:w="85" w:type="dxa"/>
               <w:bottom w:w="85" w:type="dxa"/>
@@ -1415,13 +1415,13 @@
         <w:tc>
           <w:tcPr>
             <w:tcW w:type="dxa" w:w="3858"/>
-            <w:shd w:fill="F1F5F7"/>
             <w:tcBorders>
               <w:top w:val="single" w:sz="4" w:color="D9D9D9"/>
               <w:bottom w:val="single" w:sz="4" w:color="D9D9D9"/>
               <w:left w:val="single" w:sz="4" w:color="D9D9D9"/>
               <w:right w:val="single" w:sz="4" w:color="D9D9D9"/>
             </w:tcBorders>
+            <w:shd w:fill="F1F5F7"/>
             <w:tcMar>
               <w:top w:w="85" w:type="dxa"/>
               <w:bottom w:w="85" w:type="dxa"/>
@@ -1473,13 +1473,13 @@
         <w:tc>
           <w:tcPr>
             <w:tcW w:type="dxa" w:w="2030"/>
-            <w:shd w:fill="142D40"/>
             <w:tcBorders>
               <w:top w:val="single" w:sz="4" w:color="D9D9D9"/>
               <w:bottom w:val="single" w:sz="4" w:color="D9D9D9"/>
               <w:left w:val="single" w:sz="4" w:color="D9D9D9"/>
               <w:right w:val="single" w:sz="4" w:color="D9D9D9"/>
             </w:tcBorders>
+            <w:shd w:fill="142D40"/>
             <w:tcMar>
               <w:top w:w="85" w:type="dxa"/>
               <w:bottom w:w="85" w:type="dxa"/>
@@ -1504,13 +1504,13 @@
         <w:tc>
           <w:tcPr>
             <w:tcW w:type="dxa" w:w="3046"/>
-            <w:shd w:fill="142D40"/>
             <w:tcBorders>
               <w:top w:val="single" w:sz="4" w:color="D9D9D9"/>
               <w:bottom w:val="single" w:sz="4" w:color="D9D9D9"/>
               <w:left w:val="single" w:sz="4" w:color="D9D9D9"/>
               <w:right w:val="single" w:sz="4" w:color="D9D9D9"/>
             </w:tcBorders>
+            <w:shd w:fill="142D40"/>
             <w:tcMar>
               <w:top w:w="85" w:type="dxa"/>
               <w:bottom w:w="85" w:type="dxa"/>
@@ -1535,13 +1535,13 @@
         <w:tc>
           <w:tcPr>
             <w:tcW w:type="dxa" w:w="5076"/>
-            <w:shd w:fill="142D40"/>
             <w:tcBorders>
               <w:top w:val="single" w:sz="4" w:color="D9D9D9"/>
               <w:bottom w:val="single" w:sz="4" w:color="D9D9D9"/>
               <w:left w:val="single" w:sz="4" w:color="D9D9D9"/>
               <w:right w:val="single" w:sz="4" w:color="D9D9D9"/>
             </w:tcBorders>
+            <w:shd w:fill="142D40"/>
             <w:tcMar>
               <w:top w:w="85" w:type="dxa"/>
               <w:bottom w:w="85" w:type="dxa"/>
@@ -1568,13 +1568,13 @@
         <w:tc>
           <w:tcPr>
             <w:tcW w:type="dxa" w:w="2030"/>
-            <w:shd w:fill="FFFFFF"/>
             <w:tcBorders>
               <w:top w:val="single" w:sz="4" w:color="D9D9D9"/>
               <w:bottom w:val="single" w:sz="4" w:color="D9D9D9"/>
               <w:left w:val="single" w:sz="4" w:color="D9D9D9"/>
               <w:right w:val="single" w:sz="4" w:color="D9D9D9"/>
             </w:tcBorders>
+            <w:shd w:fill="FFFFFF"/>
             <w:tcMar>
               <w:top w:w="85" w:type="dxa"/>
               <w:bottom w:w="85" w:type="dxa"/>
@@ -1599,13 +1599,13 @@
         <w:tc>
           <w:tcPr>
             <w:tcW w:type="dxa" w:w="3046"/>
-            <w:shd w:fill="FFFFFF"/>
             <w:tcBorders>
               <w:top w:val="single" w:sz="4" w:color="D9D9D9"/>
               <w:bottom w:val="single" w:sz="4" w:color="D9D9D9"/>
               <w:left w:val="single" w:sz="4" w:color="D9D9D9"/>
               <w:right w:val="single" w:sz="4" w:color="D9D9D9"/>
             </w:tcBorders>
+            <w:shd w:fill="FFFFFF"/>
             <w:tcMar>
               <w:top w:w="85" w:type="dxa"/>
               <w:bottom w:w="85" w:type="dxa"/>
@@ -1630,13 +1630,13 @@
         <w:tc>
           <w:tcPr>
             <w:tcW w:type="dxa" w:w="5076"/>
-            <w:shd w:fill="FFFFFF"/>
             <w:tcBorders>
               <w:top w:val="single" w:sz="4" w:color="D9D9D9"/>
               <w:bottom w:val="single" w:sz="4" w:color="D9D9D9"/>
               <w:left w:val="single" w:sz="4" w:color="D9D9D9"/>
               <w:right w:val="single" w:sz="4" w:color="D9D9D9"/>
             </w:tcBorders>
+            <w:shd w:fill="FFFFFF"/>
             <w:tcMar>
               <w:top w:w="85" w:type="dxa"/>
               <w:bottom w:w="85" w:type="dxa"/>
@@ -1663,13 +1663,13 @@
         <w:tc>
           <w:tcPr>
             <w:tcW w:type="dxa" w:w="2030"/>
-            <w:shd w:fill="F1F5F7"/>
             <w:tcBorders>
               <w:top w:val="single" w:sz="4" w:color="D9D9D9"/>
               <w:bottom w:val="single" w:sz="4" w:color="D9D9D9"/>
               <w:left w:val="single" w:sz="4" w:color="D9D9D9"/>
               <w:right w:val="single" w:sz="4" w:color="D9D9D9"/>
             </w:tcBorders>
+            <w:shd w:fill="F1F5F7"/>
             <w:tcMar>
               <w:top w:w="85" w:type="dxa"/>
               <w:bottom w:w="85" w:type="dxa"/>
@@ -1694,13 +1694,13 @@
         <w:tc>
           <w:tcPr>
             <w:tcW w:type="dxa" w:w="3046"/>
-            <w:shd w:fill="F1F5F7"/>
             <w:tcBorders>
               <w:top w:val="single" w:sz="4" w:color="D9D9D9"/>
               <w:bottom w:val="single" w:sz="4" w:color="D9D9D9"/>
               <w:left w:val="single" w:sz="4" w:color="D9D9D9"/>
               <w:right w:val="single" w:sz="4" w:color="D9D9D9"/>
             </w:tcBorders>
+            <w:shd w:fill="F1F5F7"/>
             <w:tcMar>
               <w:top w:w="85" w:type="dxa"/>
               <w:bottom w:w="85" w:type="dxa"/>
@@ -1725,13 +1725,13 @@
         <w:tc>
           <w:tcPr>
             <w:tcW w:type="dxa" w:w="5076"/>
-            <w:shd w:fill="F1F5F7"/>
             <w:tcBorders>
               <w:top w:val="single" w:sz="4" w:color="D9D9D9"/>
               <w:bottom w:val="single" w:sz="4" w:color="D9D9D9"/>
               <w:left w:val="single" w:sz="4" w:color="D9D9D9"/>
               <w:right w:val="single" w:sz="4" w:color="D9D9D9"/>
             </w:tcBorders>
+            <w:shd w:fill="F1F5F7"/>
             <w:tcMar>
               <w:top w:w="85" w:type="dxa"/>
               <w:bottom w:w="85" w:type="dxa"/>
@@ -1794,13 +1794,13 @@
         <w:tc>
           <w:tcPr>
             <w:tcW w:type="dxa" w:w="4670"/>
-            <w:shd w:fill="142D40"/>
             <w:tcBorders>
               <w:top w:val="single" w:sz="4" w:color="D9D9D9"/>
               <w:bottom w:val="single" w:sz="4" w:color="D9D9D9"/>
               <w:left w:val="single" w:sz="4" w:color="D9D9D9"/>
               <w:right w:val="single" w:sz="4" w:color="D9D9D9"/>
             </w:tcBorders>
+            <w:shd w:fill="142D40"/>
             <w:tcMar>
               <w:top w:w="85" w:type="dxa"/>
               <w:bottom w:w="85" w:type="dxa"/>
@@ -1825,13 +1825,13 @@
         <w:tc>
           <w:tcPr>
             <w:tcW w:type="dxa" w:w="1827"/>
-            <w:shd w:fill="142D40"/>
             <w:tcBorders>
               <w:top w:val="single" w:sz="4" w:color="D9D9D9"/>
               <w:bottom w:val="single" w:sz="4" w:color="D9D9D9"/>
               <w:left w:val="single" w:sz="4" w:color="D9D9D9"/>
               <w:right w:val="single" w:sz="4" w:color="D9D9D9"/>
             </w:tcBorders>
+            <w:shd w:fill="142D40"/>
             <w:tcMar>
               <w:top w:w="85" w:type="dxa"/>
               <w:bottom w:w="85" w:type="dxa"/>
@@ -1856,13 +1856,13 @@
         <w:tc>
           <w:tcPr>
             <w:tcW w:type="dxa" w:w="1827"/>
-            <w:shd w:fill="142D40"/>
             <w:tcBorders>
               <w:top w:val="single" w:sz="4" w:color="D9D9D9"/>
               <w:bottom w:val="single" w:sz="4" w:color="D9D9D9"/>
               <w:left w:val="single" w:sz="4" w:color="D9D9D9"/>
               <w:right w:val="single" w:sz="4" w:color="D9D9D9"/>
             </w:tcBorders>
+            <w:shd w:fill="142D40"/>
             <w:tcMar>
               <w:top w:w="85" w:type="dxa"/>
               <w:bottom w:w="85" w:type="dxa"/>
@@ -1887,13 +1887,13 @@
         <w:tc>
           <w:tcPr>
             <w:tcW w:type="dxa" w:w="1827"/>
-            <w:shd w:fill="142D40"/>
             <w:tcBorders>
               <w:top w:val="single" w:sz="4" w:color="D9D9D9"/>
               <w:bottom w:val="single" w:sz="4" w:color="D9D9D9"/>
               <w:left w:val="single" w:sz="4" w:color="D9D9D9"/>
               <w:right w:val="single" w:sz="4" w:color="D9D9D9"/>
             </w:tcBorders>
+            <w:shd w:fill="142D40"/>
             <w:tcMar>
               <w:top w:w="85" w:type="dxa"/>
               <w:bottom w:w="85" w:type="dxa"/>
@@ -1920,13 +1920,13 @@
         <w:tc>
           <w:tcPr>
             <w:tcW w:type="dxa" w:w="4670"/>
-            <w:shd w:fill="FFFFFF"/>
             <w:tcBorders>
               <w:top w:val="single" w:sz="4" w:color="D9D9D9"/>
               <w:bottom w:val="single" w:sz="4" w:color="D9D9D9"/>
               <w:left w:val="single" w:sz="4" w:color="D9D9D9"/>
               <w:right w:val="single" w:sz="4" w:color="D9D9D9"/>
             </w:tcBorders>
+            <w:shd w:fill="FFFFFF"/>
             <w:tcMar>
               <w:top w:w="85" w:type="dxa"/>
               <w:bottom w:w="85" w:type="dxa"/>
@@ -1951,13 +1951,13 @@
         <w:tc>
           <w:tcPr>
             <w:tcW w:type="dxa" w:w="1827"/>
-            <w:shd w:fill="FFFFFF"/>
             <w:tcBorders>
               <w:top w:val="single" w:sz="4" w:color="D9D9D9"/>
               <w:bottom w:val="single" w:sz="4" w:color="D9D9D9"/>
               <w:left w:val="single" w:sz="4" w:color="D9D9D9"/>
               <w:right w:val="single" w:sz="4" w:color="D9D9D9"/>
             </w:tcBorders>
+            <w:shd w:fill="FFFFFF"/>
             <w:tcMar>
               <w:top w:w="85" w:type="dxa"/>
               <w:bottom w:w="85" w:type="dxa"/>
@@ -1982,13 +1982,13 @@
         <w:tc>
           <w:tcPr>
             <w:tcW w:type="dxa" w:w="1827"/>
-            <w:shd w:fill="FFFFFF"/>
             <w:tcBorders>
               <w:top w:val="single" w:sz="4" w:color="D9D9D9"/>
               <w:bottom w:val="single" w:sz="4" w:color="D9D9D9"/>
               <w:left w:val="single" w:sz="4" w:color="D9D9D9"/>
               <w:right w:val="single" w:sz="4" w:color="D9D9D9"/>
             </w:tcBorders>
+            <w:shd w:fill="FFFFFF"/>
             <w:tcMar>
               <w:top w:w="85" w:type="dxa"/>
               <w:bottom w:w="85" w:type="dxa"/>
@@ -2013,13 +2013,13 @@
         <w:tc>
           <w:tcPr>
             <w:tcW w:type="dxa" w:w="1827"/>
-            <w:shd w:fill="FFFFFF"/>
             <w:tcBorders>
               <w:top w:val="single" w:sz="4" w:color="D9D9D9"/>
               <w:bottom w:val="single" w:sz="4" w:color="D9D9D9"/>
               <w:left w:val="single" w:sz="4" w:color="D9D9D9"/>
               <w:right w:val="single" w:sz="4" w:color="D9D9D9"/>
             </w:tcBorders>
+            <w:shd w:fill="FFFFFF"/>
             <w:tcMar>
               <w:top w:w="85" w:type="dxa"/>
               <w:bottom w:w="85" w:type="dxa"/>
@@ -2046,13 +2046,13 @@
         <w:tc>
           <w:tcPr>
             <w:tcW w:type="dxa" w:w="4670"/>
-            <w:shd w:fill="F1F5F7"/>
             <w:tcBorders>
               <w:top w:val="single" w:sz="4" w:color="D9D9D9"/>
               <w:bottom w:val="single" w:sz="4" w:color="D9D9D9"/>
               <w:left w:val="single" w:sz="4" w:color="D9D9D9"/>
               <w:right w:val="single" w:sz="4" w:color="D9D9D9"/>
             </w:tcBorders>
+            <w:shd w:fill="F1F5F7"/>
             <w:tcMar>
               <w:top w:w="85" w:type="dxa"/>
               <w:bottom w:w="85" w:type="dxa"/>
@@ -2077,13 +2077,13 @@
         <w:tc>
           <w:tcPr>
             <w:tcW w:type="dxa" w:w="1827"/>
-            <w:shd w:fill="F1F5F7"/>
             <w:tcBorders>
               <w:top w:val="single" w:sz="4" w:color="D9D9D9"/>
               <w:bottom w:val="single" w:sz="4" w:color="D9D9D9"/>
               <w:left w:val="single" w:sz="4" w:color="D9D9D9"/>
               <w:right w:val="single" w:sz="4" w:color="D9D9D9"/>
             </w:tcBorders>
+            <w:shd w:fill="F1F5F7"/>
             <w:tcMar>
               <w:top w:w="85" w:type="dxa"/>
               <w:bottom w:w="85" w:type="dxa"/>
@@ -2108,13 +2108,13 @@
         <w:tc>
           <w:tcPr>
             <w:tcW w:type="dxa" w:w="1827"/>
-            <w:shd w:fill="F1F5F7"/>
             <w:tcBorders>
               <w:top w:val="single" w:sz="4" w:color="D9D9D9"/>
               <w:bottom w:val="single" w:sz="4" w:color="D9D9D9"/>
               <w:left w:val="single" w:sz="4" w:color="D9D9D9"/>
               <w:right w:val="single" w:sz="4" w:color="D9D9D9"/>
             </w:tcBorders>
+            <w:shd w:fill="F1F5F7"/>
             <w:tcMar>
               <w:top w:w="85" w:type="dxa"/>
               <w:bottom w:w="85" w:type="dxa"/>
@@ -2139,13 +2139,13 @@
         <w:tc>
           <w:tcPr>
             <w:tcW w:type="dxa" w:w="1827"/>
-            <w:shd w:fill="F1F5F7"/>
             <w:tcBorders>
               <w:top w:val="single" w:sz="4" w:color="D9D9D9"/>
               <w:bottom w:val="single" w:sz="4" w:color="D9D9D9"/>
               <w:left w:val="single" w:sz="4" w:color="D9D9D9"/>
               <w:right w:val="single" w:sz="4" w:color="D9D9D9"/>
             </w:tcBorders>
+            <w:shd w:fill="F1F5F7"/>
             <w:tcMar>
               <w:top w:w="85" w:type="dxa"/>
               <w:bottom w:w="85" w:type="dxa"/>
@@ -2172,13 +2172,13 @@
         <w:tc>
           <w:tcPr>
             <w:tcW w:type="dxa" w:w="4670"/>
-            <w:shd w:fill="FFFFFF"/>
             <w:tcBorders>
               <w:top w:val="single" w:sz="4" w:color="D9D9D9"/>
               <w:bottom w:val="single" w:sz="4" w:color="D9D9D9"/>
               <w:left w:val="single" w:sz="4" w:color="D9D9D9"/>
               <w:right w:val="single" w:sz="4" w:color="D9D9D9"/>
             </w:tcBorders>
+            <w:shd w:fill="FFFFFF"/>
             <w:tcMar>
               <w:top w:w="85" w:type="dxa"/>
               <w:bottom w:w="85" w:type="dxa"/>
@@ -2203,13 +2203,13 @@
         <w:tc>
           <w:tcPr>
             <w:tcW w:type="dxa" w:w="1827"/>
-            <w:shd w:fill="FFFFFF"/>
             <w:tcBorders>
               <w:top w:val="single" w:sz="4" w:color="D9D9D9"/>
               <w:bottom w:val="single" w:sz="4" w:color="D9D9D9"/>
               <w:left w:val="single" w:sz="4" w:color="D9D9D9"/>
               <w:right w:val="single" w:sz="4" w:color="D9D9D9"/>
             </w:tcBorders>
+            <w:shd w:fill="FFFFFF"/>
             <w:tcMar>
               <w:top w:w="85" w:type="dxa"/>
               <w:bottom w:w="85" w:type="dxa"/>
@@ -2234,13 +2234,13 @@
         <w:tc>
           <w:tcPr>
             <w:tcW w:type="dxa" w:w="1827"/>
-            <w:shd w:fill="FFFFFF"/>
             <w:tcBorders>
               <w:top w:val="single" w:sz="4" w:color="D9D9D9"/>
               <w:bottom w:val="single" w:sz="4" w:color="D9D9D9"/>
               <w:left w:val="single" w:sz="4" w:color="D9D9D9"/>
               <w:right w:val="single" w:sz="4" w:color="D9D9D9"/>
             </w:tcBorders>
+            <w:shd w:fill="FFFFFF"/>
             <w:tcMar>
               <w:top w:w="85" w:type="dxa"/>
               <w:bottom w:w="85" w:type="dxa"/>
@@ -2265,13 +2265,13 @@
         <w:tc>
           <w:tcPr>
             <w:tcW w:type="dxa" w:w="1827"/>
-            <w:shd w:fill="FFFFFF"/>
             <w:tcBorders>
               <w:top w:val="single" w:sz="4" w:color="D9D9D9"/>
               <w:bottom w:val="single" w:sz="4" w:color="D9D9D9"/>
               <w:left w:val="single" w:sz="4" w:color="D9D9D9"/>
               <w:right w:val="single" w:sz="4" w:color="D9D9D9"/>
             </w:tcBorders>
+            <w:shd w:fill="FFFFFF"/>
             <w:tcMar>
               <w:top w:w="85" w:type="dxa"/>
               <w:bottom w:w="85" w:type="dxa"/>
@@ -2298,13 +2298,13 @@
         <w:tc>
           <w:tcPr>
             <w:tcW w:type="dxa" w:w="4670"/>
-            <w:shd w:fill="F1F5F7"/>
             <w:tcBorders>
               <w:top w:val="single" w:sz="4" w:color="D9D9D9"/>
               <w:bottom w:val="single" w:sz="4" w:color="D9D9D9"/>
               <w:left w:val="single" w:sz="4" w:color="D9D9D9"/>
               <w:right w:val="single" w:sz="4" w:color="D9D9D9"/>
             </w:tcBorders>
+            <w:shd w:fill="F1F5F7"/>
             <w:tcMar>
               <w:top w:w="85" w:type="dxa"/>
               <w:bottom w:w="85" w:type="dxa"/>
@@ -2329,13 +2329,13 @@
         <w:tc>
           <w:tcPr>
             <w:tcW w:type="dxa" w:w="1827"/>
-            <w:shd w:fill="F1F5F7"/>
             <w:tcBorders>
               <w:top w:val="single" w:sz="4" w:color="D9D9D9"/>
               <w:bottom w:val="single" w:sz="4" w:color="D9D9D9"/>
               <w:left w:val="single" w:sz="4" w:color="D9D9D9"/>
               <w:right w:val="single" w:sz="4" w:color="D9D9D9"/>
             </w:tcBorders>
+            <w:shd w:fill="F1F5F7"/>
             <w:tcMar>
               <w:top w:w="85" w:type="dxa"/>
               <w:bottom w:w="85" w:type="dxa"/>
@@ -2360,13 +2360,13 @@
         <w:tc>
           <w:tcPr>
             <w:tcW w:type="dxa" w:w="1827"/>
-            <w:shd w:fill="F1F5F7"/>
             <w:tcBorders>
               <w:top w:val="single" w:sz="4" w:color="D9D9D9"/>
               <w:bottom w:val="single" w:sz="4" w:color="D9D9D9"/>
               <w:left w:val="single" w:sz="4" w:color="D9D9D9"/>
               <w:right w:val="single" w:sz="4" w:color="D9D9D9"/>
             </w:tcBorders>
+            <w:shd w:fill="F1F5F7"/>
             <w:tcMar>
               <w:top w:w="85" w:type="dxa"/>
               <w:bottom w:w="85" w:type="dxa"/>
@@ -2391,13 +2391,13 @@
         <w:tc>
           <w:tcPr>
             <w:tcW w:type="dxa" w:w="1827"/>
-            <w:shd w:fill="F1F5F7"/>
             <w:tcBorders>
               <w:top w:val="single" w:sz="4" w:color="D9D9D9"/>
               <w:bottom w:val="single" w:sz="4" w:color="D9D9D9"/>
               <w:left w:val="single" w:sz="4" w:color="D9D9D9"/>
               <w:right w:val="single" w:sz="4" w:color="D9D9D9"/>
             </w:tcBorders>
+            <w:shd w:fill="F1F5F7"/>
             <w:tcMar>
               <w:top w:w="85" w:type="dxa"/>
               <w:bottom w:w="85" w:type="dxa"/>
@@ -2424,13 +2424,13 @@
         <w:tc>
           <w:tcPr>
             <w:tcW w:type="dxa" w:w="4670"/>
-            <w:shd w:fill="FFFFFF"/>
             <w:tcBorders>
               <w:top w:val="single" w:sz="4" w:color="D9D9D9"/>
               <w:bottom w:val="single" w:sz="4" w:color="D9D9D9"/>
               <w:left w:val="single" w:sz="4" w:color="D9D9D9"/>
               <w:right w:val="single" w:sz="4" w:color="D9D9D9"/>
             </w:tcBorders>
+            <w:shd w:fill="FFFFFF"/>
             <w:tcMar>
               <w:top w:w="85" w:type="dxa"/>
               <w:bottom w:w="85" w:type="dxa"/>
@@ -2455,13 +2455,13 @@
         <w:tc>
           <w:tcPr>
             <w:tcW w:type="dxa" w:w="1827"/>
-            <w:shd w:fill="FFFFFF"/>
             <w:tcBorders>
               <w:top w:val="single" w:sz="4" w:color="D9D9D9"/>
               <w:bottom w:val="single" w:sz="4" w:color="D9D9D9"/>
               <w:left w:val="single" w:sz="4" w:color="D9D9D9"/>
               <w:right w:val="single" w:sz="4" w:color="D9D9D9"/>
             </w:tcBorders>
+            <w:shd w:fill="FFFFFF"/>
             <w:tcMar>
               <w:top w:w="85" w:type="dxa"/>
               <w:bottom w:w="85" w:type="dxa"/>
@@ -2486,13 +2486,13 @@
         <w:tc>
           <w:tcPr>
             <w:tcW w:type="dxa" w:w="1827"/>
-            <w:shd w:fill="FFFFFF"/>
             <w:tcBorders>
               <w:top w:val="single" w:sz="4" w:color="D9D9D9"/>
               <w:bottom w:val="single" w:sz="4" w:color="D9D9D9"/>
               <w:left w:val="single" w:sz="4" w:color="D9D9D9"/>
               <w:right w:val="single" w:sz="4" w:color="D9D9D9"/>
             </w:tcBorders>
+            <w:shd w:fill="FFFFFF"/>
             <w:tcMar>
               <w:top w:w="85" w:type="dxa"/>
               <w:bottom w:w="85" w:type="dxa"/>
@@ -2517,13 +2517,13 @@
         <w:tc>
           <w:tcPr>
             <w:tcW w:type="dxa" w:w="1827"/>
-            <w:shd w:fill="FFFFFF"/>
             <w:tcBorders>
               <w:top w:val="single" w:sz="4" w:color="D9D9D9"/>
               <w:bottom w:val="single" w:sz="4" w:color="D9D9D9"/>
               <w:left w:val="single" w:sz="4" w:color="D9D9D9"/>
               <w:right w:val="single" w:sz="4" w:color="D9D9D9"/>
             </w:tcBorders>
+            <w:shd w:fill="FFFFFF"/>
             <w:tcMar>
               <w:top w:w="85" w:type="dxa"/>
               <w:bottom w:w="85" w:type="dxa"/>
@@ -2550,13 +2550,13 @@
         <w:tc>
           <w:tcPr>
             <w:tcW w:type="dxa" w:w="4670"/>
-            <w:shd w:fill="F1F5F7"/>
             <w:tcBorders>
               <w:top w:val="single" w:sz="4" w:color="D9D9D9"/>
               <w:bottom w:val="single" w:sz="4" w:color="D9D9D9"/>
               <w:left w:val="single" w:sz="4" w:color="D9D9D9"/>
               <w:right w:val="single" w:sz="4" w:color="D9D9D9"/>
             </w:tcBorders>
+            <w:shd w:fill="F1F5F7"/>
             <w:tcMar>
               <w:top w:w="85" w:type="dxa"/>
               <w:bottom w:w="85" w:type="dxa"/>
@@ -2581,13 +2581,13 @@
         <w:tc>
           <w:tcPr>
             <w:tcW w:type="dxa" w:w="1827"/>
-            <w:shd w:fill="F1F5F7"/>
             <w:tcBorders>
               <w:top w:val="single" w:sz="4" w:color="D9D9D9"/>
               <w:bottom w:val="single" w:sz="4" w:color="D9D9D9"/>
               <w:left w:val="single" w:sz="4" w:color="D9D9D9"/>
               <w:right w:val="single" w:sz="4" w:color="D9D9D9"/>
             </w:tcBorders>
+            <w:shd w:fill="F1F5F7"/>
             <w:tcMar>
               <w:top w:w="85" w:type="dxa"/>
               <w:bottom w:w="85" w:type="dxa"/>
@@ -2612,13 +2612,13 @@
         <w:tc>
           <w:tcPr>
             <w:tcW w:type="dxa" w:w="1827"/>
-            <w:shd w:fill="F1F5F7"/>
             <w:tcBorders>
               <w:top w:val="single" w:sz="4" w:color="D9D9D9"/>
               <w:bottom w:val="single" w:sz="4" w:color="D9D9D9"/>
               <w:left w:val="single" w:sz="4" w:color="D9D9D9"/>
               <w:right w:val="single" w:sz="4" w:color="D9D9D9"/>
             </w:tcBorders>
+            <w:shd w:fill="F1F5F7"/>
             <w:tcMar>
               <w:top w:w="85" w:type="dxa"/>
               <w:bottom w:w="85" w:type="dxa"/>
@@ -2643,13 +2643,13 @@
         <w:tc>
           <w:tcPr>
             <w:tcW w:type="dxa" w:w="1827"/>
-            <w:shd w:fill="F1F5F7"/>
             <w:tcBorders>
               <w:top w:val="single" w:sz="4" w:color="D9D9D9"/>
               <w:bottom w:val="single" w:sz="4" w:color="D9D9D9"/>
               <w:left w:val="single" w:sz="4" w:color="D9D9D9"/>
               <w:right w:val="single" w:sz="4" w:color="D9D9D9"/>
             </w:tcBorders>
+            <w:shd w:fill="F1F5F7"/>
             <w:tcMar>
               <w:top w:w="85" w:type="dxa"/>
               <w:bottom w:w="85" w:type="dxa"/>

--- a/resources/a-level-business-price-elasticity-cinema/A-Level-Business-Price-Elasticity-Cinema-Teacher.docx
+++ b/resources/a-level-business-price-elasticity-cinema/A-Level-Business-Price-Elasticity-Cinema-Teacher.docx
@@ -63,15 +63,15 @@
             <w:tcW w:type="dxa" w:w="3452"/>
             <w:tcBorders>
               <w:top w:val="single" w:sz="4" w:color="D9D9D9"/>
+              <w:left w:val="single" w:sz="4" w:color="D9D9D9"/>
               <w:bottom w:val="single" w:sz="4" w:color="D9D9D9"/>
-              <w:left w:val="single" w:sz="4" w:color="D9D9D9"/>
               <w:right w:val="single" w:sz="4" w:color="D9D9D9"/>
             </w:tcBorders>
             <w:shd w:fill="142D40"/>
             <w:tcMar>
               <w:top w:w="85" w:type="dxa"/>
+              <w:left w:w="85" w:type="dxa"/>
               <w:bottom w:w="85" w:type="dxa"/>
-              <w:left w:w="85" w:type="dxa"/>
               <w:right w:w="85" w:type="dxa"/>
             </w:tcMar>
           </w:tcPr>
@@ -94,15 +94,15 @@
             <w:tcW w:type="dxa" w:w="1218"/>
             <w:tcBorders>
               <w:top w:val="single" w:sz="4" w:color="D9D9D9"/>
+              <w:left w:val="single" w:sz="4" w:color="D9D9D9"/>
               <w:bottom w:val="single" w:sz="4" w:color="D9D9D9"/>
-              <w:left w:val="single" w:sz="4" w:color="D9D9D9"/>
               <w:right w:val="single" w:sz="4" w:color="D9D9D9"/>
             </w:tcBorders>
             <w:shd w:fill="142D40"/>
             <w:tcMar>
               <w:top w:w="85" w:type="dxa"/>
+              <w:left w:w="85" w:type="dxa"/>
               <w:bottom w:w="85" w:type="dxa"/>
-              <w:left w:w="85" w:type="dxa"/>
               <w:right w:w="85" w:type="dxa"/>
             </w:tcMar>
           </w:tcPr>
@@ -125,15 +125,15 @@
             <w:tcW w:type="dxa" w:w="5482"/>
             <w:tcBorders>
               <w:top w:val="single" w:sz="4" w:color="D9D9D9"/>
+              <w:left w:val="single" w:sz="4" w:color="D9D9D9"/>
               <w:bottom w:val="single" w:sz="4" w:color="D9D9D9"/>
-              <w:left w:val="single" w:sz="4" w:color="D9D9D9"/>
               <w:right w:val="single" w:sz="4" w:color="D9D9D9"/>
             </w:tcBorders>
             <w:shd w:fill="142D40"/>
             <w:tcMar>
               <w:top w:w="85" w:type="dxa"/>
+              <w:left w:w="85" w:type="dxa"/>
               <w:bottom w:w="85" w:type="dxa"/>
-              <w:left w:w="85" w:type="dxa"/>
               <w:right w:w="85" w:type="dxa"/>
             </w:tcMar>
           </w:tcPr>
@@ -158,15 +158,15 @@
             <w:tcW w:type="dxa" w:w="3452"/>
             <w:tcBorders>
               <w:top w:val="single" w:sz="4" w:color="D9D9D9"/>
+              <w:left w:val="single" w:sz="4" w:color="D9D9D9"/>
               <w:bottom w:val="single" w:sz="4" w:color="D9D9D9"/>
-              <w:left w:val="single" w:sz="4" w:color="D9D9D9"/>
               <w:right w:val="single" w:sz="4" w:color="D9D9D9"/>
             </w:tcBorders>
             <w:shd w:fill="FFFFFF"/>
             <w:tcMar>
               <w:top w:w="85" w:type="dxa"/>
+              <w:left w:w="85" w:type="dxa"/>
               <w:bottom w:w="85" w:type="dxa"/>
-              <w:left w:w="85" w:type="dxa"/>
               <w:right w:w="85" w:type="dxa"/>
             </w:tcMar>
           </w:tcPr>
@@ -189,15 +189,15 @@
             <w:tcW w:type="dxa" w:w="1218"/>
             <w:tcBorders>
               <w:top w:val="single" w:sz="4" w:color="D9D9D9"/>
+              <w:left w:val="single" w:sz="4" w:color="D9D9D9"/>
               <w:bottom w:val="single" w:sz="4" w:color="D9D9D9"/>
-              <w:left w:val="single" w:sz="4" w:color="D9D9D9"/>
               <w:right w:val="single" w:sz="4" w:color="D9D9D9"/>
             </w:tcBorders>
             <w:shd w:fill="FFFFFF"/>
             <w:tcMar>
               <w:top w:w="85" w:type="dxa"/>
+              <w:left w:w="85" w:type="dxa"/>
               <w:bottom w:w="85" w:type="dxa"/>
-              <w:left w:w="85" w:type="dxa"/>
               <w:right w:w="85" w:type="dxa"/>
             </w:tcMar>
           </w:tcPr>
@@ -220,15 +220,15 @@
             <w:tcW w:type="dxa" w:w="5482"/>
             <w:tcBorders>
               <w:top w:val="single" w:sz="4" w:color="D9D9D9"/>
+              <w:left w:val="single" w:sz="4" w:color="D9D9D9"/>
               <w:bottom w:val="single" w:sz="4" w:color="D9D9D9"/>
-              <w:left w:val="single" w:sz="4" w:color="D9D9D9"/>
               <w:right w:val="single" w:sz="4" w:color="D9D9D9"/>
             </w:tcBorders>
             <w:shd w:fill="FFFFFF"/>
             <w:tcMar>
               <w:top w:w="85" w:type="dxa"/>
+              <w:left w:w="85" w:type="dxa"/>
               <w:bottom w:w="85" w:type="dxa"/>
-              <w:left w:w="85" w:type="dxa"/>
               <w:right w:w="85" w:type="dxa"/>
             </w:tcMar>
           </w:tcPr>
@@ -253,15 +253,15 @@
             <w:tcW w:type="dxa" w:w="3452"/>
             <w:tcBorders>
               <w:top w:val="single" w:sz="4" w:color="D9D9D9"/>
+              <w:left w:val="single" w:sz="4" w:color="D9D9D9"/>
               <w:bottom w:val="single" w:sz="4" w:color="D9D9D9"/>
-              <w:left w:val="single" w:sz="4" w:color="D9D9D9"/>
               <w:right w:val="single" w:sz="4" w:color="D9D9D9"/>
             </w:tcBorders>
             <w:shd w:fill="F1F5F7"/>
             <w:tcMar>
               <w:top w:w="85" w:type="dxa"/>
+              <w:left w:w="85" w:type="dxa"/>
               <w:bottom w:w="85" w:type="dxa"/>
-              <w:left w:w="85" w:type="dxa"/>
               <w:right w:w="85" w:type="dxa"/>
             </w:tcMar>
           </w:tcPr>
@@ -284,15 +284,15 @@
             <w:tcW w:type="dxa" w:w="1218"/>
             <w:tcBorders>
               <w:top w:val="single" w:sz="4" w:color="D9D9D9"/>
+              <w:left w:val="single" w:sz="4" w:color="D9D9D9"/>
               <w:bottom w:val="single" w:sz="4" w:color="D9D9D9"/>
-              <w:left w:val="single" w:sz="4" w:color="D9D9D9"/>
               <w:right w:val="single" w:sz="4" w:color="D9D9D9"/>
             </w:tcBorders>
             <w:shd w:fill="F1F5F7"/>
             <w:tcMar>
               <w:top w:w="85" w:type="dxa"/>
+              <w:left w:w="85" w:type="dxa"/>
               <w:bottom w:w="85" w:type="dxa"/>
-              <w:left w:w="85" w:type="dxa"/>
               <w:right w:w="85" w:type="dxa"/>
             </w:tcMar>
           </w:tcPr>
@@ -315,15 +315,15 @@
             <w:tcW w:type="dxa" w:w="5482"/>
             <w:tcBorders>
               <w:top w:val="single" w:sz="4" w:color="D9D9D9"/>
+              <w:left w:val="single" w:sz="4" w:color="D9D9D9"/>
               <w:bottom w:val="single" w:sz="4" w:color="D9D9D9"/>
-              <w:left w:val="single" w:sz="4" w:color="D9D9D9"/>
               <w:right w:val="single" w:sz="4" w:color="D9D9D9"/>
             </w:tcBorders>
             <w:shd w:fill="F1F5F7"/>
             <w:tcMar>
               <w:top w:w="85" w:type="dxa"/>
+              <w:left w:w="85" w:type="dxa"/>
               <w:bottom w:w="85" w:type="dxa"/>
-              <w:left w:w="85" w:type="dxa"/>
               <w:right w:w="85" w:type="dxa"/>
             </w:tcMar>
           </w:tcPr>
@@ -348,15 +348,15 @@
             <w:tcW w:type="dxa" w:w="3452"/>
             <w:tcBorders>
               <w:top w:val="single" w:sz="4" w:color="D9D9D9"/>
+              <w:left w:val="single" w:sz="4" w:color="D9D9D9"/>
               <w:bottom w:val="single" w:sz="4" w:color="D9D9D9"/>
-              <w:left w:val="single" w:sz="4" w:color="D9D9D9"/>
               <w:right w:val="single" w:sz="4" w:color="D9D9D9"/>
             </w:tcBorders>
             <w:shd w:fill="FFFFFF"/>
             <w:tcMar>
               <w:top w:w="85" w:type="dxa"/>
+              <w:left w:w="85" w:type="dxa"/>
               <w:bottom w:w="85" w:type="dxa"/>
-              <w:left w:w="85" w:type="dxa"/>
               <w:right w:w="85" w:type="dxa"/>
             </w:tcMar>
           </w:tcPr>
@@ -379,15 +379,15 @@
             <w:tcW w:type="dxa" w:w="1218"/>
             <w:tcBorders>
               <w:top w:val="single" w:sz="4" w:color="D9D9D9"/>
+              <w:left w:val="single" w:sz="4" w:color="D9D9D9"/>
               <w:bottom w:val="single" w:sz="4" w:color="D9D9D9"/>
-              <w:left w:val="single" w:sz="4" w:color="D9D9D9"/>
               <w:right w:val="single" w:sz="4" w:color="D9D9D9"/>
             </w:tcBorders>
             <w:shd w:fill="FFFFFF"/>
             <w:tcMar>
               <w:top w:w="85" w:type="dxa"/>
+              <w:left w:w="85" w:type="dxa"/>
               <w:bottom w:w="85" w:type="dxa"/>
-              <w:left w:w="85" w:type="dxa"/>
               <w:right w:w="85" w:type="dxa"/>
             </w:tcMar>
           </w:tcPr>
@@ -410,15 +410,15 @@
             <w:tcW w:type="dxa" w:w="5482"/>
             <w:tcBorders>
               <w:top w:val="single" w:sz="4" w:color="D9D9D9"/>
+              <w:left w:val="single" w:sz="4" w:color="D9D9D9"/>
               <w:bottom w:val="single" w:sz="4" w:color="D9D9D9"/>
-              <w:left w:val="single" w:sz="4" w:color="D9D9D9"/>
               <w:right w:val="single" w:sz="4" w:color="D9D9D9"/>
             </w:tcBorders>
             <w:shd w:fill="FFFFFF"/>
             <w:tcMar>
               <w:top w:w="85" w:type="dxa"/>
+              <w:left w:w="85" w:type="dxa"/>
               <w:bottom w:w="85" w:type="dxa"/>
-              <w:left w:w="85" w:type="dxa"/>
               <w:right w:w="85" w:type="dxa"/>
             </w:tcMar>
           </w:tcPr>
@@ -443,15 +443,15 @@
             <w:tcW w:type="dxa" w:w="3452"/>
             <w:tcBorders>
               <w:top w:val="single" w:sz="4" w:color="D9D9D9"/>
+              <w:left w:val="single" w:sz="4" w:color="D9D9D9"/>
               <w:bottom w:val="single" w:sz="4" w:color="D9D9D9"/>
-              <w:left w:val="single" w:sz="4" w:color="D9D9D9"/>
               <w:right w:val="single" w:sz="4" w:color="D9D9D9"/>
             </w:tcBorders>
             <w:shd w:fill="F1F5F7"/>
             <w:tcMar>
               <w:top w:w="85" w:type="dxa"/>
+              <w:left w:w="85" w:type="dxa"/>
               <w:bottom w:w="85" w:type="dxa"/>
-              <w:left w:w="85" w:type="dxa"/>
               <w:right w:w="85" w:type="dxa"/>
             </w:tcMar>
           </w:tcPr>
@@ -474,15 +474,15 @@
             <w:tcW w:type="dxa" w:w="1218"/>
             <w:tcBorders>
               <w:top w:val="single" w:sz="4" w:color="D9D9D9"/>
+              <w:left w:val="single" w:sz="4" w:color="D9D9D9"/>
               <w:bottom w:val="single" w:sz="4" w:color="D9D9D9"/>
-              <w:left w:val="single" w:sz="4" w:color="D9D9D9"/>
               <w:right w:val="single" w:sz="4" w:color="D9D9D9"/>
             </w:tcBorders>
             <w:shd w:fill="F1F5F7"/>
             <w:tcMar>
               <w:top w:w="85" w:type="dxa"/>
+              <w:left w:w="85" w:type="dxa"/>
               <w:bottom w:w="85" w:type="dxa"/>
-              <w:left w:w="85" w:type="dxa"/>
               <w:right w:w="85" w:type="dxa"/>
             </w:tcMar>
           </w:tcPr>
@@ -505,15 +505,15 @@
             <w:tcW w:type="dxa" w:w="5482"/>
             <w:tcBorders>
               <w:top w:val="single" w:sz="4" w:color="D9D9D9"/>
+              <w:left w:val="single" w:sz="4" w:color="D9D9D9"/>
               <w:bottom w:val="single" w:sz="4" w:color="D9D9D9"/>
-              <w:left w:val="single" w:sz="4" w:color="D9D9D9"/>
               <w:right w:val="single" w:sz="4" w:color="D9D9D9"/>
             </w:tcBorders>
             <w:shd w:fill="F1F5F7"/>
             <w:tcMar>
               <w:top w:w="85" w:type="dxa"/>
+              <w:left w:w="85" w:type="dxa"/>
               <w:bottom w:w="85" w:type="dxa"/>
-              <w:left w:w="85" w:type="dxa"/>
               <w:right w:w="85" w:type="dxa"/>
             </w:tcMar>
           </w:tcPr>
@@ -538,15 +538,15 @@
             <w:tcW w:type="dxa" w:w="3452"/>
             <w:tcBorders>
               <w:top w:val="single" w:sz="4" w:color="D9D9D9"/>
+              <w:left w:val="single" w:sz="4" w:color="D9D9D9"/>
               <w:bottom w:val="single" w:sz="4" w:color="D9D9D9"/>
-              <w:left w:val="single" w:sz="4" w:color="D9D9D9"/>
               <w:right w:val="single" w:sz="4" w:color="D9D9D9"/>
             </w:tcBorders>
             <w:shd w:fill="FFFFFF"/>
             <w:tcMar>
               <w:top w:w="85" w:type="dxa"/>
+              <w:left w:w="85" w:type="dxa"/>
               <w:bottom w:w="85" w:type="dxa"/>
-              <w:left w:w="85" w:type="dxa"/>
               <w:right w:w="85" w:type="dxa"/>
             </w:tcMar>
           </w:tcPr>
@@ -569,15 +569,15 @@
             <w:tcW w:type="dxa" w:w="1218"/>
             <w:tcBorders>
               <w:top w:val="single" w:sz="4" w:color="D9D9D9"/>
+              <w:left w:val="single" w:sz="4" w:color="D9D9D9"/>
               <w:bottom w:val="single" w:sz="4" w:color="D9D9D9"/>
-              <w:left w:val="single" w:sz="4" w:color="D9D9D9"/>
               <w:right w:val="single" w:sz="4" w:color="D9D9D9"/>
             </w:tcBorders>
             <w:shd w:fill="FFFFFF"/>
             <w:tcMar>
               <w:top w:w="85" w:type="dxa"/>
+              <w:left w:w="85" w:type="dxa"/>
               <w:bottom w:w="85" w:type="dxa"/>
-              <w:left w:w="85" w:type="dxa"/>
               <w:right w:w="85" w:type="dxa"/>
             </w:tcMar>
           </w:tcPr>
@@ -600,15 +600,15 @@
             <w:tcW w:type="dxa" w:w="5482"/>
             <w:tcBorders>
               <w:top w:val="single" w:sz="4" w:color="D9D9D9"/>
+              <w:left w:val="single" w:sz="4" w:color="D9D9D9"/>
               <w:bottom w:val="single" w:sz="4" w:color="D9D9D9"/>
-              <w:left w:val="single" w:sz="4" w:color="D9D9D9"/>
               <w:right w:val="single" w:sz="4" w:color="D9D9D9"/>
             </w:tcBorders>
             <w:shd w:fill="FFFFFF"/>
             <w:tcMar>
               <w:top w:w="85" w:type="dxa"/>
+              <w:left w:w="85" w:type="dxa"/>
               <w:bottom w:w="85" w:type="dxa"/>
-              <w:left w:w="85" w:type="dxa"/>
               <w:right w:w="85" w:type="dxa"/>
             </w:tcMar>
           </w:tcPr>
@@ -633,15 +633,15 @@
             <w:tcW w:type="dxa" w:w="3452"/>
             <w:tcBorders>
               <w:top w:val="single" w:sz="4" w:color="D9D9D9"/>
+              <w:left w:val="single" w:sz="4" w:color="D9D9D9"/>
               <w:bottom w:val="single" w:sz="4" w:color="D9D9D9"/>
-              <w:left w:val="single" w:sz="4" w:color="D9D9D9"/>
               <w:right w:val="single" w:sz="4" w:color="D9D9D9"/>
             </w:tcBorders>
             <w:shd w:fill="F1F5F7"/>
             <w:tcMar>
               <w:top w:w="85" w:type="dxa"/>
+              <w:left w:w="85" w:type="dxa"/>
               <w:bottom w:w="85" w:type="dxa"/>
-              <w:left w:w="85" w:type="dxa"/>
               <w:right w:w="85" w:type="dxa"/>
             </w:tcMar>
           </w:tcPr>
@@ -664,15 +664,15 @@
             <w:tcW w:type="dxa" w:w="1218"/>
             <w:tcBorders>
               <w:top w:val="single" w:sz="4" w:color="D9D9D9"/>
+              <w:left w:val="single" w:sz="4" w:color="D9D9D9"/>
               <w:bottom w:val="single" w:sz="4" w:color="D9D9D9"/>
-              <w:left w:val="single" w:sz="4" w:color="D9D9D9"/>
               <w:right w:val="single" w:sz="4" w:color="D9D9D9"/>
             </w:tcBorders>
             <w:shd w:fill="F1F5F7"/>
             <w:tcMar>
               <w:top w:w="85" w:type="dxa"/>
+              <w:left w:w="85" w:type="dxa"/>
               <w:bottom w:w="85" w:type="dxa"/>
-              <w:left w:w="85" w:type="dxa"/>
               <w:right w:w="85" w:type="dxa"/>
             </w:tcMar>
           </w:tcPr>
@@ -695,15 +695,15 @@
             <w:tcW w:type="dxa" w:w="5482"/>
             <w:tcBorders>
               <w:top w:val="single" w:sz="4" w:color="D9D9D9"/>
+              <w:left w:val="single" w:sz="4" w:color="D9D9D9"/>
               <w:bottom w:val="single" w:sz="4" w:color="D9D9D9"/>
-              <w:left w:val="single" w:sz="4" w:color="D9D9D9"/>
               <w:right w:val="single" w:sz="4" w:color="D9D9D9"/>
             </w:tcBorders>
             <w:shd w:fill="F1F5F7"/>
             <w:tcMar>
               <w:top w:w="85" w:type="dxa"/>
+              <w:left w:w="85" w:type="dxa"/>
               <w:bottom w:w="85" w:type="dxa"/>
-              <w:left w:w="85" w:type="dxa"/>
               <w:right w:w="85" w:type="dxa"/>
             </w:tcMar>
           </w:tcPr>
@@ -728,15 +728,15 @@
             <w:tcW w:type="dxa" w:w="3452"/>
             <w:tcBorders>
               <w:top w:val="single" w:sz="4" w:color="D9D9D9"/>
+              <w:left w:val="single" w:sz="4" w:color="D9D9D9"/>
               <w:bottom w:val="single" w:sz="4" w:color="D9D9D9"/>
-              <w:left w:val="single" w:sz="4" w:color="D9D9D9"/>
               <w:right w:val="single" w:sz="4" w:color="D9D9D9"/>
             </w:tcBorders>
             <w:shd w:fill="FFFFFF"/>
             <w:tcMar>
               <w:top w:w="85" w:type="dxa"/>
+              <w:left w:w="85" w:type="dxa"/>
               <w:bottom w:w="85" w:type="dxa"/>
-              <w:left w:w="85" w:type="dxa"/>
               <w:right w:w="85" w:type="dxa"/>
             </w:tcMar>
           </w:tcPr>
@@ -759,15 +759,15 @@
             <w:tcW w:type="dxa" w:w="1218"/>
             <w:tcBorders>
               <w:top w:val="single" w:sz="4" w:color="D9D9D9"/>
+              <w:left w:val="single" w:sz="4" w:color="D9D9D9"/>
               <w:bottom w:val="single" w:sz="4" w:color="D9D9D9"/>
-              <w:left w:val="single" w:sz="4" w:color="D9D9D9"/>
               <w:right w:val="single" w:sz="4" w:color="D9D9D9"/>
             </w:tcBorders>
             <w:shd w:fill="FFFFFF"/>
             <w:tcMar>
               <w:top w:w="85" w:type="dxa"/>
+              <w:left w:w="85" w:type="dxa"/>
               <w:bottom w:w="85" w:type="dxa"/>
-              <w:left w:w="85" w:type="dxa"/>
               <w:right w:w="85" w:type="dxa"/>
             </w:tcMar>
           </w:tcPr>
@@ -790,15 +790,15 @@
             <w:tcW w:type="dxa" w:w="5482"/>
             <w:tcBorders>
               <w:top w:val="single" w:sz="4" w:color="D9D9D9"/>
+              <w:left w:val="single" w:sz="4" w:color="D9D9D9"/>
               <w:bottom w:val="single" w:sz="4" w:color="D9D9D9"/>
-              <w:left w:val="single" w:sz="4" w:color="D9D9D9"/>
               <w:right w:val="single" w:sz="4" w:color="D9D9D9"/>
             </w:tcBorders>
             <w:shd w:fill="FFFFFF"/>
             <w:tcMar>
               <w:top w:w="85" w:type="dxa"/>
+              <w:left w:w="85" w:type="dxa"/>
               <w:bottom w:w="85" w:type="dxa"/>
-              <w:left w:w="85" w:type="dxa"/>
               <w:right w:w="85" w:type="dxa"/>
             </w:tcMar>
           </w:tcPr>
@@ -823,15 +823,15 @@
             <w:tcW w:type="dxa" w:w="3452"/>
             <w:tcBorders>
               <w:top w:val="single" w:sz="4" w:color="D9D9D9"/>
+              <w:left w:val="single" w:sz="4" w:color="D9D9D9"/>
               <w:bottom w:val="single" w:sz="4" w:color="D9D9D9"/>
-              <w:left w:val="single" w:sz="4" w:color="D9D9D9"/>
               <w:right w:val="single" w:sz="4" w:color="D9D9D9"/>
             </w:tcBorders>
             <w:shd w:fill="F1F5F7"/>
             <w:tcMar>
               <w:top w:w="85" w:type="dxa"/>
+              <w:left w:w="85" w:type="dxa"/>
               <w:bottom w:w="85" w:type="dxa"/>
-              <w:left w:w="85" w:type="dxa"/>
               <w:right w:w="85" w:type="dxa"/>
             </w:tcMar>
           </w:tcPr>
@@ -854,15 +854,15 @@
             <w:tcW w:type="dxa" w:w="1218"/>
             <w:tcBorders>
               <w:top w:val="single" w:sz="4" w:color="D9D9D9"/>
+              <w:left w:val="single" w:sz="4" w:color="D9D9D9"/>
               <w:bottom w:val="single" w:sz="4" w:color="D9D9D9"/>
-              <w:left w:val="single" w:sz="4" w:color="D9D9D9"/>
               <w:right w:val="single" w:sz="4" w:color="D9D9D9"/>
             </w:tcBorders>
             <w:shd w:fill="F1F5F7"/>
             <w:tcMar>
               <w:top w:w="85" w:type="dxa"/>
+              <w:left w:w="85" w:type="dxa"/>
               <w:bottom w:w="85" w:type="dxa"/>
-              <w:left w:w="85" w:type="dxa"/>
               <w:right w:w="85" w:type="dxa"/>
             </w:tcMar>
           </w:tcPr>
@@ -885,15 +885,15 @@
             <w:tcW w:type="dxa" w:w="5482"/>
             <w:tcBorders>
               <w:top w:val="single" w:sz="4" w:color="D9D9D9"/>
+              <w:left w:val="single" w:sz="4" w:color="D9D9D9"/>
               <w:bottom w:val="single" w:sz="4" w:color="D9D9D9"/>
-              <w:left w:val="single" w:sz="4" w:color="D9D9D9"/>
               <w:right w:val="single" w:sz="4" w:color="D9D9D9"/>
             </w:tcBorders>
             <w:shd w:fill="F1F5F7"/>
             <w:tcMar>
               <w:top w:w="85" w:type="dxa"/>
+              <w:left w:w="85" w:type="dxa"/>
               <w:bottom w:w="85" w:type="dxa"/>
-              <w:left w:w="85" w:type="dxa"/>
               <w:right w:w="85" w:type="dxa"/>
             </w:tcMar>
           </w:tcPr>
@@ -975,15 +975,15 @@
             <w:tcW w:type="dxa" w:w="3452"/>
             <w:tcBorders>
               <w:top w:val="single" w:sz="4" w:color="D9D9D9"/>
+              <w:left w:val="single" w:sz="4" w:color="D9D9D9"/>
               <w:bottom w:val="single" w:sz="4" w:color="D9D9D9"/>
-              <w:left w:val="single" w:sz="4" w:color="D9D9D9"/>
               <w:right w:val="single" w:sz="4" w:color="D9D9D9"/>
             </w:tcBorders>
             <w:shd w:fill="142D40"/>
             <w:tcMar>
               <w:top w:w="85" w:type="dxa"/>
+              <w:left w:w="85" w:type="dxa"/>
               <w:bottom w:w="85" w:type="dxa"/>
-              <w:left w:w="85" w:type="dxa"/>
               <w:right w:w="85" w:type="dxa"/>
             </w:tcMar>
           </w:tcPr>
@@ -1006,15 +1006,15 @@
             <w:tcW w:type="dxa" w:w="2843"/>
             <w:tcBorders>
               <w:top w:val="single" w:sz="4" w:color="D9D9D9"/>
+              <w:left w:val="single" w:sz="4" w:color="D9D9D9"/>
               <w:bottom w:val="single" w:sz="4" w:color="D9D9D9"/>
-              <w:left w:val="single" w:sz="4" w:color="D9D9D9"/>
               <w:right w:val="single" w:sz="4" w:color="D9D9D9"/>
             </w:tcBorders>
             <w:shd w:fill="142D40"/>
             <w:tcMar>
               <w:top w:w="85" w:type="dxa"/>
+              <w:left w:w="85" w:type="dxa"/>
               <w:bottom w:w="85" w:type="dxa"/>
-              <w:left w:w="85" w:type="dxa"/>
               <w:right w:w="85" w:type="dxa"/>
             </w:tcMar>
           </w:tcPr>
@@ -1037,15 +1037,15 @@
             <w:tcW w:type="dxa" w:w="3858"/>
             <w:tcBorders>
               <w:top w:val="single" w:sz="4" w:color="D9D9D9"/>
+              <w:left w:val="single" w:sz="4" w:color="D9D9D9"/>
               <w:bottom w:val="single" w:sz="4" w:color="D9D9D9"/>
-              <w:left w:val="single" w:sz="4" w:color="D9D9D9"/>
               <w:right w:val="single" w:sz="4" w:color="D9D9D9"/>
             </w:tcBorders>
             <w:shd w:fill="142D40"/>
             <w:tcMar>
               <w:top w:w="85" w:type="dxa"/>
+              <w:left w:w="85" w:type="dxa"/>
               <w:bottom w:w="85" w:type="dxa"/>
-              <w:left w:w="85" w:type="dxa"/>
               <w:right w:w="85" w:type="dxa"/>
             </w:tcMar>
           </w:tcPr>
@@ -1070,15 +1070,15 @@
             <w:tcW w:type="dxa" w:w="3452"/>
             <w:tcBorders>
               <w:top w:val="single" w:sz="4" w:color="D9D9D9"/>
+              <w:left w:val="single" w:sz="4" w:color="D9D9D9"/>
               <w:bottom w:val="single" w:sz="4" w:color="D9D9D9"/>
-              <w:left w:val="single" w:sz="4" w:color="D9D9D9"/>
               <w:right w:val="single" w:sz="4" w:color="D9D9D9"/>
             </w:tcBorders>
             <w:shd w:fill="FFFFFF"/>
             <w:tcMar>
               <w:top w:w="85" w:type="dxa"/>
+              <w:left w:w="85" w:type="dxa"/>
               <w:bottom w:w="85" w:type="dxa"/>
-              <w:left w:w="85" w:type="dxa"/>
               <w:right w:w="85" w:type="dxa"/>
             </w:tcMar>
           </w:tcPr>
@@ -1101,15 +1101,15 @@
             <w:tcW w:type="dxa" w:w="2843"/>
             <w:tcBorders>
               <w:top w:val="single" w:sz="4" w:color="D9D9D9"/>
+              <w:left w:val="single" w:sz="4" w:color="D9D9D9"/>
               <w:bottom w:val="single" w:sz="4" w:color="D9D9D9"/>
-              <w:left w:val="single" w:sz="4" w:color="D9D9D9"/>
               <w:right w:val="single" w:sz="4" w:color="D9D9D9"/>
             </w:tcBorders>
             <w:shd w:fill="FFFFFF"/>
             <w:tcMar>
               <w:top w:w="85" w:type="dxa"/>
+              <w:left w:w="85" w:type="dxa"/>
               <w:bottom w:w="85" w:type="dxa"/>
-              <w:left w:w="85" w:type="dxa"/>
               <w:right w:w="85" w:type="dxa"/>
             </w:tcMar>
           </w:tcPr>
@@ -1132,15 +1132,15 @@
             <w:tcW w:type="dxa" w:w="3858"/>
             <w:tcBorders>
               <w:top w:val="single" w:sz="4" w:color="D9D9D9"/>
+              <w:left w:val="single" w:sz="4" w:color="D9D9D9"/>
               <w:bottom w:val="single" w:sz="4" w:color="D9D9D9"/>
-              <w:left w:val="single" w:sz="4" w:color="D9D9D9"/>
               <w:right w:val="single" w:sz="4" w:color="D9D9D9"/>
             </w:tcBorders>
             <w:shd w:fill="FFFFFF"/>
             <w:tcMar>
               <w:top w:w="85" w:type="dxa"/>
+              <w:left w:w="85" w:type="dxa"/>
               <w:bottom w:w="85" w:type="dxa"/>
-              <w:left w:w="85" w:type="dxa"/>
               <w:right w:w="85" w:type="dxa"/>
             </w:tcMar>
           </w:tcPr>
@@ -1165,15 +1165,15 @@
             <w:tcW w:type="dxa" w:w="3452"/>
             <w:tcBorders>
               <w:top w:val="single" w:sz="4" w:color="D9D9D9"/>
+              <w:left w:val="single" w:sz="4" w:color="D9D9D9"/>
               <w:bottom w:val="single" w:sz="4" w:color="D9D9D9"/>
-              <w:left w:val="single" w:sz="4" w:color="D9D9D9"/>
               <w:right w:val="single" w:sz="4" w:color="D9D9D9"/>
             </w:tcBorders>
             <w:shd w:fill="F1F5F7"/>
             <w:tcMar>
               <w:top w:w="85" w:type="dxa"/>
+              <w:left w:w="85" w:type="dxa"/>
               <w:bottom w:w="85" w:type="dxa"/>
-              <w:left w:w="85" w:type="dxa"/>
               <w:right w:w="85" w:type="dxa"/>
             </w:tcMar>
           </w:tcPr>
@@ -1196,15 +1196,15 @@
             <w:tcW w:type="dxa" w:w="2843"/>
             <w:tcBorders>
               <w:top w:val="single" w:sz="4" w:color="D9D9D9"/>
+              <w:left w:val="single" w:sz="4" w:color="D9D9D9"/>
               <w:bottom w:val="single" w:sz="4" w:color="D9D9D9"/>
-              <w:left w:val="single" w:sz="4" w:color="D9D9D9"/>
               <w:right w:val="single" w:sz="4" w:color="D9D9D9"/>
             </w:tcBorders>
             <w:shd w:fill="F1F5F7"/>
             <w:tcMar>
               <w:top w:w="85" w:type="dxa"/>
+              <w:left w:w="85" w:type="dxa"/>
               <w:bottom w:w="85" w:type="dxa"/>
-              <w:left w:w="85" w:type="dxa"/>
               <w:right w:w="85" w:type="dxa"/>
             </w:tcMar>
           </w:tcPr>
@@ -1227,15 +1227,15 @@
             <w:tcW w:type="dxa" w:w="3858"/>
             <w:tcBorders>
               <w:top w:val="single" w:sz="4" w:color="D9D9D9"/>
+              <w:left w:val="single" w:sz="4" w:color="D9D9D9"/>
               <w:bottom w:val="single" w:sz="4" w:color="D9D9D9"/>
-              <w:left w:val="single" w:sz="4" w:color="D9D9D9"/>
               <w:right w:val="single" w:sz="4" w:color="D9D9D9"/>
             </w:tcBorders>
             <w:shd w:fill="F1F5F7"/>
             <w:tcMar>
               <w:top w:w="85" w:type="dxa"/>
+              <w:left w:w="85" w:type="dxa"/>
               <w:bottom w:w="85" w:type="dxa"/>
-              <w:left w:w="85" w:type="dxa"/>
               <w:right w:w="85" w:type="dxa"/>
             </w:tcMar>
           </w:tcPr>
@@ -1260,15 +1260,15 @@
             <w:tcW w:type="dxa" w:w="3452"/>
             <w:tcBorders>
               <w:top w:val="single" w:sz="4" w:color="D9D9D9"/>
+              <w:left w:val="single" w:sz="4" w:color="D9D9D9"/>
               <w:bottom w:val="single" w:sz="4" w:color="D9D9D9"/>
-              <w:left w:val="single" w:sz="4" w:color="D9D9D9"/>
               <w:right w:val="single" w:sz="4" w:color="D9D9D9"/>
             </w:tcBorders>
             <w:shd w:fill="FFFFFF"/>
             <w:tcMar>
               <w:top w:w="85" w:type="dxa"/>
+              <w:left w:w="85" w:type="dxa"/>
               <w:bottom w:w="85" w:type="dxa"/>
-              <w:left w:w="85" w:type="dxa"/>
               <w:right w:w="85" w:type="dxa"/>
             </w:tcMar>
           </w:tcPr>
@@ -1291,15 +1291,15 @@
             <w:tcW w:type="dxa" w:w="2843"/>
             <w:tcBorders>
               <w:top w:val="single" w:sz="4" w:color="D9D9D9"/>
+              <w:left w:val="single" w:sz="4" w:color="D9D9D9"/>
               <w:bottom w:val="single" w:sz="4" w:color="D9D9D9"/>
-              <w:left w:val="single" w:sz="4" w:color="D9D9D9"/>
               <w:right w:val="single" w:sz="4" w:color="D9D9D9"/>
             </w:tcBorders>
             <w:shd w:fill="FFFFFF"/>
             <w:tcMar>
               <w:top w:w="85" w:type="dxa"/>
+              <w:left w:w="85" w:type="dxa"/>
               <w:bottom w:w="85" w:type="dxa"/>
-              <w:left w:w="85" w:type="dxa"/>
               <w:right w:w="85" w:type="dxa"/>
             </w:tcMar>
           </w:tcPr>
@@ -1322,15 +1322,15 @@
             <w:tcW w:type="dxa" w:w="3858"/>
             <w:tcBorders>
               <w:top w:val="single" w:sz="4" w:color="D9D9D9"/>
+              <w:left w:val="single" w:sz="4" w:color="D9D9D9"/>
               <w:bottom w:val="single" w:sz="4" w:color="D9D9D9"/>
-              <w:left w:val="single" w:sz="4" w:color="D9D9D9"/>
               <w:right w:val="single" w:sz="4" w:color="D9D9D9"/>
             </w:tcBorders>
             <w:shd w:fill="FFFFFF"/>
             <w:tcMar>
               <w:top w:w="85" w:type="dxa"/>
+              <w:left w:w="85" w:type="dxa"/>
               <w:bottom w:w="85" w:type="dxa"/>
-              <w:left w:w="85" w:type="dxa"/>
               <w:right w:w="85" w:type="dxa"/>
             </w:tcMar>
           </w:tcPr>
@@ -1355,15 +1355,15 @@
             <w:tcW w:type="dxa" w:w="3452"/>
             <w:tcBorders>
               <w:top w:val="single" w:sz="4" w:color="D9D9D9"/>
+              <w:left w:val="single" w:sz="4" w:color="D9D9D9"/>
               <w:bottom w:val="single" w:sz="4" w:color="D9D9D9"/>
-              <w:left w:val="single" w:sz="4" w:color="D9D9D9"/>
               <w:right w:val="single" w:sz="4" w:color="D9D9D9"/>
             </w:tcBorders>
             <w:shd w:fill="F1F5F7"/>
             <w:tcMar>
               <w:top w:w="85" w:type="dxa"/>
+              <w:left w:w="85" w:type="dxa"/>
               <w:bottom w:w="85" w:type="dxa"/>
-              <w:left w:w="85" w:type="dxa"/>
               <w:right w:w="85" w:type="dxa"/>
             </w:tcMar>
           </w:tcPr>
@@ -1386,15 +1386,15 @@
             <w:tcW w:type="dxa" w:w="2843"/>
             <w:tcBorders>
               <w:top w:val="single" w:sz="4" w:color="D9D9D9"/>
+              <w:left w:val="single" w:sz="4" w:color="D9D9D9"/>
               <w:bottom w:val="single" w:sz="4" w:color="D9D9D9"/>
-              <w:left w:val="single" w:sz="4" w:color="D9D9D9"/>
               <w:right w:val="single" w:sz="4" w:color="D9D9D9"/>
             </w:tcBorders>
             <w:shd w:fill="F1F5F7"/>
             <w:tcMar>
               <w:top w:w="85" w:type="dxa"/>
+              <w:left w:w="85" w:type="dxa"/>
               <w:bottom w:w="85" w:type="dxa"/>
-              <w:left w:w="85" w:type="dxa"/>
               <w:right w:w="85" w:type="dxa"/>
             </w:tcMar>
           </w:tcPr>
@@ -1417,15 +1417,15 @@
             <w:tcW w:type="dxa" w:w="3858"/>
             <w:tcBorders>
               <w:top w:val="single" w:sz="4" w:color="D9D9D9"/>
+              <w:left w:val="single" w:sz="4" w:color="D9D9D9"/>
               <w:bottom w:val="single" w:sz="4" w:color="D9D9D9"/>
-              <w:left w:val="single" w:sz="4" w:color="D9D9D9"/>
               <w:right w:val="single" w:sz="4" w:color="D9D9D9"/>
             </w:tcBorders>
             <w:shd w:fill="F1F5F7"/>
             <w:tcMar>
               <w:top w:w="85" w:type="dxa"/>
+              <w:left w:w="85" w:type="dxa"/>
               <w:bottom w:w="85" w:type="dxa"/>
-              <w:left w:w="85" w:type="dxa"/>
               <w:right w:w="85" w:type="dxa"/>
             </w:tcMar>
           </w:tcPr>
@@ -1475,15 +1475,15 @@
             <w:tcW w:type="dxa" w:w="2030"/>
             <w:tcBorders>
               <w:top w:val="single" w:sz="4" w:color="D9D9D9"/>
+              <w:left w:val="single" w:sz="4" w:color="D9D9D9"/>
               <w:bottom w:val="single" w:sz="4" w:color="D9D9D9"/>
-              <w:left w:val="single" w:sz="4" w:color="D9D9D9"/>
               <w:right w:val="single" w:sz="4" w:color="D9D9D9"/>
             </w:tcBorders>
             <w:shd w:fill="142D40"/>
             <w:tcMar>
               <w:top w:w="85" w:type="dxa"/>
+              <w:left w:w="85" w:type="dxa"/>
               <w:bottom w:w="85" w:type="dxa"/>
-              <w:left w:w="85" w:type="dxa"/>
               <w:right w:w="85" w:type="dxa"/>
             </w:tcMar>
           </w:tcPr>
@@ -1506,15 +1506,15 @@
             <w:tcW w:type="dxa" w:w="3046"/>
             <w:tcBorders>
               <w:top w:val="single" w:sz="4" w:color="D9D9D9"/>
+              <w:left w:val="single" w:sz="4" w:color="D9D9D9"/>
               <w:bottom w:val="single" w:sz="4" w:color="D9D9D9"/>
-              <w:left w:val="single" w:sz="4" w:color="D9D9D9"/>
               <w:right w:val="single" w:sz="4" w:color="D9D9D9"/>
             </w:tcBorders>
             <w:shd w:fill="142D40"/>
             <w:tcMar>
               <w:top w:w="85" w:type="dxa"/>
+              <w:left w:w="85" w:type="dxa"/>
               <w:bottom w:w="85" w:type="dxa"/>
-              <w:left w:w="85" w:type="dxa"/>
               <w:right w:w="85" w:type="dxa"/>
             </w:tcMar>
           </w:tcPr>
@@ -1537,15 +1537,15 @@
             <w:tcW w:type="dxa" w:w="5076"/>
             <w:tcBorders>
               <w:top w:val="single" w:sz="4" w:color="D9D9D9"/>
+              <w:left w:val="single" w:sz="4" w:color="D9D9D9"/>
               <w:bottom w:val="single" w:sz="4" w:color="D9D9D9"/>
-              <w:left w:val="single" w:sz="4" w:color="D9D9D9"/>
               <w:right w:val="single" w:sz="4" w:color="D9D9D9"/>
             </w:tcBorders>
             <w:shd w:fill="142D40"/>
             <w:tcMar>
               <w:top w:w="85" w:type="dxa"/>
+              <w:left w:w="85" w:type="dxa"/>
               <w:bottom w:w="85" w:type="dxa"/>
-              <w:left w:w="85" w:type="dxa"/>
               <w:right w:w="85" w:type="dxa"/>
             </w:tcMar>
           </w:tcPr>
@@ -1570,15 +1570,15 @@
             <w:tcW w:type="dxa" w:w="2030"/>
             <w:tcBorders>
               <w:top w:val="single" w:sz="4" w:color="D9D9D9"/>
+              <w:left w:val="single" w:sz="4" w:color="D9D9D9"/>
               <w:bottom w:val="single" w:sz="4" w:color="D9D9D9"/>
-              <w:left w:val="single" w:sz="4" w:color="D9D9D9"/>
               <w:right w:val="single" w:sz="4" w:color="D9D9D9"/>
             </w:tcBorders>
             <w:shd w:fill="FFFFFF"/>
             <w:tcMar>
               <w:top w:w="85" w:type="dxa"/>
+              <w:left w:w="85" w:type="dxa"/>
               <w:bottom w:w="85" w:type="dxa"/>
-              <w:left w:w="85" w:type="dxa"/>
               <w:right w:w="85" w:type="dxa"/>
             </w:tcMar>
           </w:tcPr>
@@ -1601,15 +1601,15 @@
             <w:tcW w:type="dxa" w:w="3046"/>
             <w:tcBorders>
               <w:top w:val="single" w:sz="4" w:color="D9D9D9"/>
+              <w:left w:val="single" w:sz="4" w:color="D9D9D9"/>
               <w:bottom w:val="single" w:sz="4" w:color="D9D9D9"/>
-              <w:left w:val="single" w:sz="4" w:color="D9D9D9"/>
               <w:right w:val="single" w:sz="4" w:color="D9D9D9"/>
             </w:tcBorders>
             <w:shd w:fill="FFFFFF"/>
             <w:tcMar>
               <w:top w:w="85" w:type="dxa"/>
+              <w:left w:w="85" w:type="dxa"/>
               <w:bottom w:w="85" w:type="dxa"/>
-              <w:left w:w="85" w:type="dxa"/>
               <w:right w:w="85" w:type="dxa"/>
             </w:tcMar>
           </w:tcPr>
@@ -1632,15 +1632,15 @@
             <w:tcW w:type="dxa" w:w="5076"/>
             <w:tcBorders>
               <w:top w:val="single" w:sz="4" w:color="D9D9D9"/>
+              <w:left w:val="single" w:sz="4" w:color="D9D9D9"/>
               <w:bottom w:val="single" w:sz="4" w:color="D9D9D9"/>
-              <w:left w:val="single" w:sz="4" w:color="D9D9D9"/>
               <w:right w:val="single" w:sz="4" w:color="D9D9D9"/>
             </w:tcBorders>
             <w:shd w:fill="FFFFFF"/>
             <w:tcMar>
               <w:top w:w="85" w:type="dxa"/>
+              <w:left w:w="85" w:type="dxa"/>
               <w:bottom w:w="85" w:type="dxa"/>
-              <w:left w:w="85" w:type="dxa"/>
               <w:right w:w="85" w:type="dxa"/>
             </w:tcMar>
           </w:tcPr>
@@ -1665,15 +1665,15 @@
             <w:tcW w:type="dxa" w:w="2030"/>
             <w:tcBorders>
               <w:top w:val="single" w:sz="4" w:color="D9D9D9"/>
+              <w:left w:val="single" w:sz="4" w:color="D9D9D9"/>
               <w:bottom w:val="single" w:sz="4" w:color="D9D9D9"/>
-              <w:left w:val="single" w:sz="4" w:color="D9D9D9"/>
               <w:right w:val="single" w:sz="4" w:color="D9D9D9"/>
             </w:tcBorders>
             <w:shd w:fill="F1F5F7"/>
             <w:tcMar>
               <w:top w:w="85" w:type="dxa"/>
+              <w:left w:w="85" w:type="dxa"/>
               <w:bottom w:w="85" w:type="dxa"/>
-              <w:left w:w="85" w:type="dxa"/>
               <w:right w:w="85" w:type="dxa"/>
             </w:tcMar>
           </w:tcPr>
@@ -1696,15 +1696,15 @@
             <w:tcW w:type="dxa" w:w="3046"/>
             <w:tcBorders>
               <w:top w:val="single" w:sz="4" w:color="D9D9D9"/>
+              <w:left w:val="single" w:sz="4" w:color="D9D9D9"/>
               <w:bottom w:val="single" w:sz="4" w:color="D9D9D9"/>
-              <w:left w:val="single" w:sz="4" w:color="D9D9D9"/>
               <w:right w:val="single" w:sz="4" w:color="D9D9D9"/>
             </w:tcBorders>
             <w:shd w:fill="F1F5F7"/>
             <w:tcMar>
               <w:top w:w="85" w:type="dxa"/>
+              <w:left w:w="85" w:type="dxa"/>
               <w:bottom w:w="85" w:type="dxa"/>
-              <w:left w:w="85" w:type="dxa"/>
               <w:right w:w="85" w:type="dxa"/>
             </w:tcMar>
           </w:tcPr>
@@ -1727,15 +1727,15 @@
             <w:tcW w:type="dxa" w:w="5076"/>
             <w:tcBorders>
               <w:top w:val="single" w:sz="4" w:color="D9D9D9"/>
+              <w:left w:val="single" w:sz="4" w:color="D9D9D9"/>
               <w:bottom w:val="single" w:sz="4" w:color="D9D9D9"/>
-              <w:left w:val="single" w:sz="4" w:color="D9D9D9"/>
               <w:right w:val="single" w:sz="4" w:color="D9D9D9"/>
             </w:tcBorders>
             <w:shd w:fill="F1F5F7"/>
             <w:tcMar>
               <w:top w:w="85" w:type="dxa"/>
+              <w:left w:w="85" w:type="dxa"/>
               <w:bottom w:w="85" w:type="dxa"/>
-              <w:left w:w="85" w:type="dxa"/>
               <w:right w:w="85" w:type="dxa"/>
             </w:tcMar>
           </w:tcPr>
@@ -1796,15 +1796,15 @@
             <w:tcW w:type="dxa" w:w="4670"/>
             <w:tcBorders>
               <w:top w:val="single" w:sz="4" w:color="D9D9D9"/>
+              <w:left w:val="single" w:sz="4" w:color="D9D9D9"/>
               <w:bottom w:val="single" w:sz="4" w:color="D9D9D9"/>
-              <w:left w:val="single" w:sz="4" w:color="D9D9D9"/>
               <w:right w:val="single" w:sz="4" w:color="D9D9D9"/>
             </w:tcBorders>
             <w:shd w:fill="142D40"/>
             <w:tcMar>
               <w:top w:w="85" w:type="dxa"/>
+              <w:left w:w="85" w:type="dxa"/>
               <w:bottom w:w="85" w:type="dxa"/>
-              <w:left w:w="85" w:type="dxa"/>
               <w:right w:w="85" w:type="dxa"/>
             </w:tcMar>
           </w:tcPr>
@@ -1827,15 +1827,15 @@
             <w:tcW w:type="dxa" w:w="1827"/>
             <w:tcBorders>
               <w:top w:val="single" w:sz="4" w:color="D9D9D9"/>
+              <w:left w:val="single" w:sz="4" w:color="D9D9D9"/>
               <w:bottom w:val="single" w:sz="4" w:color="D9D9D9"/>
-              <w:left w:val="single" w:sz="4" w:color="D9D9D9"/>
               <w:right w:val="single" w:sz="4" w:color="D9D9D9"/>
             </w:tcBorders>
             <w:shd w:fill="142D40"/>
             <w:tcMar>
               <w:top w:w="85" w:type="dxa"/>
+              <w:left w:w="85" w:type="dxa"/>
               <w:bottom w:w="85" w:type="dxa"/>
-              <w:left w:w="85" w:type="dxa"/>
               <w:right w:w="85" w:type="dxa"/>
             </w:tcMar>
           </w:tcPr>
@@ -1858,15 +1858,15 @@
             <w:tcW w:type="dxa" w:w="1827"/>
             <w:tcBorders>
               <w:top w:val="single" w:sz="4" w:color="D9D9D9"/>
+              <w:left w:val="single" w:sz="4" w:color="D9D9D9"/>
               <w:bottom w:val="single" w:sz="4" w:color="D9D9D9"/>
-              <w:left w:val="single" w:sz="4" w:color="D9D9D9"/>
               <w:right w:val="single" w:sz="4" w:color="D9D9D9"/>
             </w:tcBorders>
             <w:shd w:fill="142D40"/>
             <w:tcMar>
               <w:top w:w="85" w:type="dxa"/>
+              <w:left w:w="85" w:type="dxa"/>
               <w:bottom w:w="85" w:type="dxa"/>
-              <w:left w:w="85" w:type="dxa"/>
               <w:right w:w="85" w:type="dxa"/>
             </w:tcMar>
           </w:tcPr>
@@ -1889,15 +1889,15 @@
             <w:tcW w:type="dxa" w:w="1827"/>
             <w:tcBorders>
               <w:top w:val="single" w:sz="4" w:color="D9D9D9"/>
+              <w:left w:val="single" w:sz="4" w:color="D9D9D9"/>
               <w:bottom w:val="single" w:sz="4" w:color="D9D9D9"/>
-              <w:left w:val="single" w:sz="4" w:color="D9D9D9"/>
               <w:right w:val="single" w:sz="4" w:color="D9D9D9"/>
             </w:tcBorders>
             <w:shd w:fill="142D40"/>
             <w:tcMar>
               <w:top w:w="85" w:type="dxa"/>
+              <w:left w:w="85" w:type="dxa"/>
               <w:bottom w:w="85" w:type="dxa"/>
-              <w:left w:w="85" w:type="dxa"/>
               <w:right w:w="85" w:type="dxa"/>
             </w:tcMar>
           </w:tcPr>
@@ -1922,15 +1922,15 @@
             <w:tcW w:type="dxa" w:w="4670"/>
             <w:tcBorders>
               <w:top w:val="single" w:sz="4" w:color="D9D9D9"/>
+              <w:left w:val="single" w:sz="4" w:color="D9D9D9"/>
               <w:bottom w:val="single" w:sz="4" w:color="D9D9D9"/>
-              <w:left w:val="single" w:sz="4" w:color="D9D9D9"/>
               <w:right w:val="single" w:sz="4" w:color="D9D9D9"/>
             </w:tcBorders>
             <w:shd w:fill="FFFFFF"/>
             <w:tcMar>
               <w:top w:w="85" w:type="dxa"/>
+              <w:left w:w="85" w:type="dxa"/>
               <w:bottom w:w="85" w:type="dxa"/>
-              <w:left w:w="85" w:type="dxa"/>
               <w:right w:w="85" w:type="dxa"/>
             </w:tcMar>
           </w:tcPr>
@@ -1953,15 +1953,15 @@
             <w:tcW w:type="dxa" w:w="1827"/>
             <w:tcBorders>
               <w:top w:val="single" w:sz="4" w:color="D9D9D9"/>
+              <w:left w:val="single" w:sz="4" w:color="D9D9D9"/>
               <w:bottom w:val="single" w:sz="4" w:color="D9D9D9"/>
-              <w:left w:val="single" w:sz="4" w:color="D9D9D9"/>
               <w:right w:val="single" w:sz="4" w:color="D9D9D9"/>
             </w:tcBorders>
             <w:shd w:fill="FFFFFF"/>
             <w:tcMar>
               <w:top w:w="85" w:type="dxa"/>
+              <w:left w:w="85" w:type="dxa"/>
               <w:bottom w:w="85" w:type="dxa"/>
-              <w:left w:w="85" w:type="dxa"/>
               <w:right w:w="85" w:type="dxa"/>
             </w:tcMar>
           </w:tcPr>
@@ -1984,15 +1984,15 @@
             <w:tcW w:type="dxa" w:w="1827"/>
             <w:tcBorders>
               <w:top w:val="single" w:sz="4" w:color="D9D9D9"/>
+              <w:left w:val="single" w:sz="4" w:color="D9D9D9"/>
               <w:bottom w:val="single" w:sz="4" w:color="D9D9D9"/>
-              <w:left w:val="single" w:sz="4" w:color="D9D9D9"/>
               <w:right w:val="single" w:sz="4" w:color="D9D9D9"/>
             </w:tcBorders>
             <w:shd w:fill="FFFFFF"/>
             <w:tcMar>
               <w:top w:w="85" w:type="dxa"/>
+              <w:left w:w="85" w:type="dxa"/>
               <w:bottom w:w="85" w:type="dxa"/>
-              <w:left w:w="85" w:type="dxa"/>
               <w:right w:w="85" w:type="dxa"/>
             </w:tcMar>
           </w:tcPr>
@@ -2015,15 +2015,15 @@
             <w:tcW w:type="dxa" w:w="1827"/>
             <w:tcBorders>
               <w:top w:val="single" w:sz="4" w:color="D9D9D9"/>
+              <w:left w:val="single" w:sz="4" w:color="D9D9D9"/>
               <w:bottom w:val="single" w:sz="4" w:color="D9D9D9"/>
-              <w:left w:val="single" w:sz="4" w:color="D9D9D9"/>
               <w:right w:val="single" w:sz="4" w:color="D9D9D9"/>
             </w:tcBorders>
             <w:shd w:fill="FFFFFF"/>
             <w:tcMar>
               <w:top w:w="85" w:type="dxa"/>
+              <w:left w:w="85" w:type="dxa"/>
               <w:bottom w:w="85" w:type="dxa"/>
-              <w:left w:w="85" w:type="dxa"/>
               <w:right w:w="85" w:type="dxa"/>
             </w:tcMar>
           </w:tcPr>
@@ -2048,15 +2048,15 @@
             <w:tcW w:type="dxa" w:w="4670"/>
             <w:tcBorders>
               <w:top w:val="single" w:sz="4" w:color="D9D9D9"/>
+              <w:left w:val="single" w:sz="4" w:color="D9D9D9"/>
               <w:bottom w:val="single" w:sz="4" w:color="D9D9D9"/>
-              <w:left w:val="single" w:sz="4" w:color="D9D9D9"/>
               <w:right w:val="single" w:sz="4" w:color="D9D9D9"/>
             </w:tcBorders>
             <w:shd w:fill="F1F5F7"/>
             <w:tcMar>
               <w:top w:w="85" w:type="dxa"/>
+              <w:left w:w="85" w:type="dxa"/>
               <w:bottom w:w="85" w:type="dxa"/>
-              <w:left w:w="85" w:type="dxa"/>
               <w:right w:w="85" w:type="dxa"/>
             </w:tcMar>
           </w:tcPr>
@@ -2079,15 +2079,15 @@
             <w:tcW w:type="dxa" w:w="1827"/>
             <w:tcBorders>
               <w:top w:val="single" w:sz="4" w:color="D9D9D9"/>
+              <w:left w:val="single" w:sz="4" w:color="D9D9D9"/>
               <w:bottom w:val="single" w:sz="4" w:color="D9D9D9"/>
-              <w:left w:val="single" w:sz="4" w:color="D9D9D9"/>
               <w:right w:val="single" w:sz="4" w:color="D9D9D9"/>
             </w:tcBorders>
             <w:shd w:fill="F1F5F7"/>
             <w:tcMar>
               <w:top w:w="85" w:type="dxa"/>
+              <w:left w:w="85" w:type="dxa"/>
               <w:bottom w:w="85" w:type="dxa"/>
-              <w:left w:w="85" w:type="dxa"/>
               <w:right w:w="85" w:type="dxa"/>
             </w:tcMar>
           </w:tcPr>
@@ -2110,15 +2110,15 @@
             <w:tcW w:type="dxa" w:w="1827"/>
             <w:tcBorders>
               <w:top w:val="single" w:sz="4" w:color="D9D9D9"/>
+              <w:left w:val="single" w:sz="4" w:color="D9D9D9"/>
               <w:bottom w:val="single" w:sz="4" w:color="D9D9D9"/>
-              <w:left w:val="single" w:sz="4" w:color="D9D9D9"/>
               <w:right w:val="single" w:sz="4" w:color="D9D9D9"/>
             </w:tcBorders>
             <w:shd w:fill="F1F5F7"/>
             <w:tcMar>
               <w:top w:w="85" w:type="dxa"/>
+              <w:left w:w="85" w:type="dxa"/>
               <w:bottom w:w="85" w:type="dxa"/>
-              <w:left w:w="85" w:type="dxa"/>
               <w:right w:w="85" w:type="dxa"/>
             </w:tcMar>
           </w:tcPr>
@@ -2141,15 +2141,15 @@
             <w:tcW w:type="dxa" w:w="1827"/>
             <w:tcBorders>
               <w:top w:val="single" w:sz="4" w:color="D9D9D9"/>
+              <w:left w:val="single" w:sz="4" w:color="D9D9D9"/>
               <w:bottom w:val="single" w:sz="4" w:color="D9D9D9"/>
-              <w:left w:val="single" w:sz="4" w:color="D9D9D9"/>
               <w:right w:val="single" w:sz="4" w:color="D9D9D9"/>
             </w:tcBorders>
             <w:shd w:fill="F1F5F7"/>
             <w:tcMar>
               <w:top w:w="85" w:type="dxa"/>
+              <w:left w:w="85" w:type="dxa"/>
               <w:bottom w:w="85" w:type="dxa"/>
-              <w:left w:w="85" w:type="dxa"/>
               <w:right w:w="85" w:type="dxa"/>
             </w:tcMar>
           </w:tcPr>
@@ -2174,15 +2174,15 @@
             <w:tcW w:type="dxa" w:w="4670"/>
             <w:tcBorders>
               <w:top w:val="single" w:sz="4" w:color="D9D9D9"/>
+              <w:left w:val="single" w:sz="4" w:color="D9D9D9"/>
               <w:bottom w:val="single" w:sz="4" w:color="D9D9D9"/>
-              <w:left w:val="single" w:sz="4" w:color="D9D9D9"/>
               <w:right w:val="single" w:sz="4" w:color="D9D9D9"/>
             </w:tcBorders>
             <w:shd w:fill="FFFFFF"/>
             <w:tcMar>
               <w:top w:w="85" w:type="dxa"/>
+              <w:left w:w="85" w:type="dxa"/>
               <w:bottom w:w="85" w:type="dxa"/>
-              <w:left w:w="85" w:type="dxa"/>
               <w:right w:w="85" w:type="dxa"/>
             </w:tcMar>
           </w:tcPr>
@@ -2205,15 +2205,15 @@
             <w:tcW w:type="dxa" w:w="1827"/>
             <w:tcBorders>
               <w:top w:val="single" w:sz="4" w:color="D9D9D9"/>
+              <w:left w:val="single" w:sz="4" w:color="D9D9D9"/>
               <w:bottom w:val="single" w:sz="4" w:color="D9D9D9"/>
-              <w:left w:val="single" w:sz="4" w:color="D9D9D9"/>
               <w:right w:val="single" w:sz="4" w:color="D9D9D9"/>
             </w:tcBorders>
             <w:shd w:fill="FFFFFF"/>
             <w:tcMar>
               <w:top w:w="85" w:type="dxa"/>
+              <w:left w:w="85" w:type="dxa"/>
               <w:bottom w:w="85" w:type="dxa"/>
-              <w:left w:w="85" w:type="dxa"/>
               <w:right w:w="85" w:type="dxa"/>
             </w:tcMar>
           </w:tcPr>
@@ -2236,15 +2236,15 @@
             <w:tcW w:type="dxa" w:w="1827"/>
             <w:tcBorders>
               <w:top w:val="single" w:sz="4" w:color="D9D9D9"/>
+              <w:left w:val="single" w:sz="4" w:color="D9D9D9"/>
               <w:bottom w:val="single" w:sz="4" w:color="D9D9D9"/>
-              <w:left w:val="single" w:sz="4" w:color="D9D9D9"/>
               <w:right w:val="single" w:sz="4" w:color="D9D9D9"/>
             </w:tcBorders>
             <w:shd w:fill="FFFFFF"/>
             <w:tcMar>
               <w:top w:w="85" w:type="dxa"/>
+              <w:left w:w="85" w:type="dxa"/>
               <w:bottom w:w="85" w:type="dxa"/>
-              <w:left w:w="85" w:type="dxa"/>
               <w:right w:w="85" w:type="dxa"/>
             </w:tcMar>
           </w:tcPr>
@@ -2267,15 +2267,15 @@
             <w:tcW w:type="dxa" w:w="1827"/>
             <w:tcBorders>
               <w:top w:val="single" w:sz="4" w:color="D9D9D9"/>
+              <w:left w:val="single" w:sz="4" w:color="D9D9D9"/>
               <w:bottom w:val="single" w:sz="4" w:color="D9D9D9"/>
-              <w:left w:val="single" w:sz="4" w:color="D9D9D9"/>
               <w:right w:val="single" w:sz="4" w:color="D9D9D9"/>
             </w:tcBorders>
             <w:shd w:fill="FFFFFF"/>
             <w:tcMar>
               <w:top w:w="85" w:type="dxa"/>
+              <w:left w:w="85" w:type="dxa"/>
               <w:bottom w:w="85" w:type="dxa"/>
-              <w:left w:w="85" w:type="dxa"/>
               <w:right w:w="85" w:type="dxa"/>
             </w:tcMar>
           </w:tcPr>
@@ -2300,15 +2300,15 @@
             <w:tcW w:type="dxa" w:w="4670"/>
             <w:tcBorders>
               <w:top w:val="single" w:sz="4" w:color="D9D9D9"/>
+              <w:left w:val="single" w:sz="4" w:color="D9D9D9"/>
               <w:bottom w:val="single" w:sz="4" w:color="D9D9D9"/>
-              <w:left w:val="single" w:sz="4" w:color="D9D9D9"/>
               <w:right w:val="single" w:sz="4" w:color="D9D9D9"/>
             </w:tcBorders>
             <w:shd w:fill="F1F5F7"/>
             <w:tcMar>
               <w:top w:w="85" w:type="dxa"/>
+              <w:left w:w="85" w:type="dxa"/>
               <w:bottom w:w="85" w:type="dxa"/>
-              <w:left w:w="85" w:type="dxa"/>
               <w:right w:w="85" w:type="dxa"/>
             </w:tcMar>
           </w:tcPr>
@@ -2331,15 +2331,15 @@
             <w:tcW w:type="dxa" w:w="1827"/>
             <w:tcBorders>
               <w:top w:val="single" w:sz="4" w:color="D9D9D9"/>
+              <w:left w:val="single" w:sz="4" w:color="D9D9D9"/>
               <w:bottom w:val="single" w:sz="4" w:color="D9D9D9"/>
-              <w:left w:val="single" w:sz="4" w:color="D9D9D9"/>
               <w:right w:val="single" w:sz="4" w:color="D9D9D9"/>
             </w:tcBorders>
             <w:shd w:fill="F1F5F7"/>
             <w:tcMar>
               <w:top w:w="85" w:type="dxa"/>
+              <w:left w:w="85" w:type="dxa"/>
               <w:bottom w:w="85" w:type="dxa"/>
-              <w:left w:w="85" w:type="dxa"/>
               <w:right w:w="85" w:type="dxa"/>
             </w:tcMar>
           </w:tcPr>
@@ -2362,15 +2362,15 @@
             <w:tcW w:type="dxa" w:w="1827"/>
             <w:tcBorders>
               <w:top w:val="single" w:sz="4" w:color="D9D9D9"/>
+              <w:left w:val="single" w:sz="4" w:color="D9D9D9"/>
               <w:bottom w:val="single" w:sz="4" w:color="D9D9D9"/>
-              <w:left w:val="single" w:sz="4" w:color="D9D9D9"/>
               <w:right w:val="single" w:sz="4" w:color="D9D9D9"/>
             </w:tcBorders>
             <w:shd w:fill="F1F5F7"/>
             <w:tcMar>
               <w:top w:w="85" w:type="dxa"/>
+              <w:left w:w="85" w:type="dxa"/>
               <w:bottom w:w="85" w:type="dxa"/>
-              <w:left w:w="85" w:type="dxa"/>
               <w:right w:w="85" w:type="dxa"/>
             </w:tcMar>
           </w:tcPr>
@@ -2393,15 +2393,15 @@
             <w:tcW w:type="dxa" w:w="1827"/>
             <w:tcBorders>
               <w:top w:val="single" w:sz="4" w:color="D9D9D9"/>
+              <w:left w:val="single" w:sz="4" w:color="D9D9D9"/>
               <w:bottom w:val="single" w:sz="4" w:color="D9D9D9"/>
-              <w:left w:val="single" w:sz="4" w:color="D9D9D9"/>
               <w:right w:val="single" w:sz="4" w:color="D9D9D9"/>
             </w:tcBorders>
             <w:shd w:fill="F1F5F7"/>
             <w:tcMar>
               <w:top w:w="85" w:type="dxa"/>
+              <w:left w:w="85" w:type="dxa"/>
               <w:bottom w:w="85" w:type="dxa"/>
-              <w:left w:w="85" w:type="dxa"/>
               <w:right w:w="85" w:type="dxa"/>
             </w:tcMar>
           </w:tcPr>
@@ -2426,15 +2426,15 @@
             <w:tcW w:type="dxa" w:w="4670"/>
             <w:tcBorders>
               <w:top w:val="single" w:sz="4" w:color="D9D9D9"/>
+              <w:left w:val="single" w:sz="4" w:color="D9D9D9"/>
               <w:bottom w:val="single" w:sz="4" w:color="D9D9D9"/>
-              <w:left w:val="single" w:sz="4" w:color="D9D9D9"/>
               <w:right w:val="single" w:sz="4" w:color="D9D9D9"/>
             </w:tcBorders>
             <w:shd w:fill="FFFFFF"/>
             <w:tcMar>
               <w:top w:w="85" w:type="dxa"/>
+              <w:left w:w="85" w:type="dxa"/>
               <w:bottom w:w="85" w:type="dxa"/>
-              <w:left w:w="85" w:type="dxa"/>
               <w:right w:w="85" w:type="dxa"/>
             </w:tcMar>
           </w:tcPr>
@@ -2457,15 +2457,15 @@
             <w:tcW w:type="dxa" w:w="1827"/>
             <w:tcBorders>
               <w:top w:val="single" w:sz="4" w:color="D9D9D9"/>
+              <w:left w:val="single" w:sz="4" w:color="D9D9D9"/>
               <w:bottom w:val="single" w:sz="4" w:color="D9D9D9"/>
-              <w:left w:val="single" w:sz="4" w:color="D9D9D9"/>
               <w:right w:val="single" w:sz="4" w:color="D9D9D9"/>
             </w:tcBorders>
             <w:shd w:fill="FFFFFF"/>
             <w:tcMar>
               <w:top w:w="85" w:type="dxa"/>
+              <w:left w:w="85" w:type="dxa"/>
               <w:bottom w:w="85" w:type="dxa"/>
-              <w:left w:w="85" w:type="dxa"/>
               <w:right w:w="85" w:type="dxa"/>
             </w:tcMar>
           </w:tcPr>
@@ -2488,15 +2488,15 @@
             <w:tcW w:type="dxa" w:w="1827"/>
             <w:tcBorders>
               <w:top w:val="single" w:sz="4" w:color="D9D9D9"/>
+              <w:left w:val="single" w:sz="4" w:color="D9D9D9"/>
               <w:bottom w:val="single" w:sz="4" w:color="D9D9D9"/>
-              <w:left w:val="single" w:sz="4" w:color="D9D9D9"/>
               <w:right w:val="single" w:sz="4" w:color="D9D9D9"/>
             </w:tcBorders>
             <w:shd w:fill="FFFFFF"/>
             <w:tcMar>
               <w:top w:w="85" w:type="dxa"/>
+              <w:left w:w="85" w:type="dxa"/>
               <w:bottom w:w="85" w:type="dxa"/>
-              <w:left w:w="85" w:type="dxa"/>
               <w:right w:w="85" w:type="dxa"/>
             </w:tcMar>
           </w:tcPr>
@@ -2519,15 +2519,15 @@
             <w:tcW w:type="dxa" w:w="1827"/>
             <w:tcBorders>
               <w:top w:val="single" w:sz="4" w:color="D9D9D9"/>
+              <w:left w:val="single" w:sz="4" w:color="D9D9D9"/>
               <w:bottom w:val="single" w:sz="4" w:color="D9D9D9"/>
-              <w:left w:val="single" w:sz="4" w:color="D9D9D9"/>
               <w:right w:val="single" w:sz="4" w:color="D9D9D9"/>
             </w:tcBorders>
             <w:shd w:fill="FFFFFF"/>
             <w:tcMar>
               <w:top w:w="85" w:type="dxa"/>
+              <w:left w:w="85" w:type="dxa"/>
               <w:bottom w:w="85" w:type="dxa"/>
-              <w:left w:w="85" w:type="dxa"/>
               <w:right w:w="85" w:type="dxa"/>
             </w:tcMar>
           </w:tcPr>
@@ -2552,15 +2552,15 @@
             <w:tcW w:type="dxa" w:w="4670"/>
             <w:tcBorders>
               <w:top w:val="single" w:sz="4" w:color="D9D9D9"/>
+              <w:left w:val="single" w:sz="4" w:color="D9D9D9"/>
               <w:bottom w:val="single" w:sz="4" w:color="D9D9D9"/>
-              <w:left w:val="single" w:sz="4" w:color="D9D9D9"/>
               <w:right w:val="single" w:sz="4" w:color="D9D9D9"/>
             </w:tcBorders>
             <w:shd w:fill="F1F5F7"/>
             <w:tcMar>
               <w:top w:w="85" w:type="dxa"/>
+              <w:left w:w="85" w:type="dxa"/>
               <w:bottom w:w="85" w:type="dxa"/>
-              <w:left w:w="85" w:type="dxa"/>
               <w:right w:w="85" w:type="dxa"/>
             </w:tcMar>
           </w:tcPr>
@@ -2583,15 +2583,15 @@
             <w:tcW w:type="dxa" w:w="1827"/>
             <w:tcBorders>
               <w:top w:val="single" w:sz="4" w:color="D9D9D9"/>
+              <w:left w:val="single" w:sz="4" w:color="D9D9D9"/>
               <w:bottom w:val="single" w:sz="4" w:color="D9D9D9"/>
-              <w:left w:val="single" w:sz="4" w:color="D9D9D9"/>
               <w:right w:val="single" w:sz="4" w:color="D9D9D9"/>
             </w:tcBorders>
             <w:shd w:fill="F1F5F7"/>
             <w:tcMar>
               <w:top w:w="85" w:type="dxa"/>
+              <w:left w:w="85" w:type="dxa"/>
               <w:bottom w:w="85" w:type="dxa"/>
-              <w:left w:w="85" w:type="dxa"/>
               <w:right w:w="85" w:type="dxa"/>
             </w:tcMar>
           </w:tcPr>
@@ -2614,15 +2614,15 @@
             <w:tcW w:type="dxa" w:w="1827"/>
             <w:tcBorders>
               <w:top w:val="single" w:sz="4" w:color="D9D9D9"/>
+              <w:left w:val="single" w:sz="4" w:color="D9D9D9"/>
               <w:bottom w:val="single" w:sz="4" w:color="D9D9D9"/>
-              <w:left w:val="single" w:sz="4" w:color="D9D9D9"/>
               <w:right w:val="single" w:sz="4" w:color="D9D9D9"/>
             </w:tcBorders>
             <w:shd w:fill="F1F5F7"/>
             <w:tcMar>
               <w:top w:w="85" w:type="dxa"/>
+              <w:left w:w="85" w:type="dxa"/>
               <w:bottom w:w="85" w:type="dxa"/>
-              <w:left w:w="85" w:type="dxa"/>
               <w:right w:w="85" w:type="dxa"/>
             </w:tcMar>
           </w:tcPr>
@@ -2645,15 +2645,15 @@
             <w:tcW w:type="dxa" w:w="1827"/>
             <w:tcBorders>
               <w:top w:val="single" w:sz="4" w:color="D9D9D9"/>
+              <w:left w:val="single" w:sz="4" w:color="D9D9D9"/>
               <w:bottom w:val="single" w:sz="4" w:color="D9D9D9"/>
-              <w:left w:val="single" w:sz="4" w:color="D9D9D9"/>
               <w:right w:val="single" w:sz="4" w:color="D9D9D9"/>
             </w:tcBorders>
             <w:shd w:fill="F1F5F7"/>
             <w:tcMar>
               <w:top w:w="85" w:type="dxa"/>
+              <w:left w:w="85" w:type="dxa"/>
               <w:bottom w:w="85" w:type="dxa"/>
-              <w:left w:w="85" w:type="dxa"/>
               <w:right w:w="85" w:type="dxa"/>
             </w:tcMar>
           </w:tcPr>
